--- a/lessons/9-3/downloads/9-3-notes-teacher.docx
+++ b/lessons/9-3/downloads/9-3-notes-teacher.docx
@@ -14,7 +14,7 @@
           <w:sz w:val="18"/>
           <w:szCs w:val="18"/>
         </w:rPr>
-        <w:t xml:space="preserve">UNIT 9  ·  LESSON 3      STANDARD 6.NS.7</w:t>
+        <w:t xml:space="preserve">UNIT 9  ·  LESSON 3      STANDARD 6.NOS.8</w:t>
       </w:r>
     </w:p>
     <w:p>
@@ -351,7 +351,7 @@
                 <w:sz w:val="24"/>
                 <w:szCs w:val="24"/>
               </w:rPr>
-              <w:t xml:space="preserve">Compare</w:t>
+              <w:t xml:space="preserve">Number line</w:t>
             </w:r>
             <w:r>
               <w:rPr>
@@ -361,7 +361,7 @@
                 <w:sz w:val="19"/>
                 <w:szCs w:val="19"/>
               </w:rPr>
-              <w:t xml:space="preserve">   Comparar</w:t>
+              <w:t xml:space="preserve">   Recta numérica</w:t>
             </w:r>
           </w:p>
           <w:p>
@@ -373,7 +373,7 @@
                 <w:sz w:val="21"/>
                 <w:szCs w:val="21"/>
               </w:rPr>
-              <w:t xml:space="preserve">To see if a number is bigger, smaller, or equal to another.</w:t>
+              <w:t xml:space="preserve">A straight line where numbers are placed in order; numbers get smaller to the left and larger to the right.</w:t>
             </w:r>
           </w:p>
           <w:p>
@@ -398,7 +398,7 @@
                 <w:sz w:val="18"/>
                 <w:szCs w:val="18"/>
               </w:rPr>
-              <w:t xml:space="preserve">-3 &lt; 2 because -3 is farther left on the number line than 2</w:t>
+              <w:t xml:space="preserve">←  -3  -2  -1   0   1   2   3  →</w:t>
             </w:r>
           </w:p>
         </w:tc>
@@ -505,7 +505,7 @@
                 <w:sz w:val="24"/>
                 <w:szCs w:val="24"/>
               </w:rPr>
-              <w:t xml:space="preserve">Order</w:t>
+              <w:t xml:space="preserve">Compare</w:t>
             </w:r>
             <w:r>
               <w:rPr>
@@ -515,7 +515,7 @@
                 <w:sz w:val="19"/>
                 <w:szCs w:val="19"/>
               </w:rPr>
-              <w:t xml:space="preserve">   Ordenar</w:t>
+              <w:t xml:space="preserve">   Comparar</w:t>
             </w:r>
           </w:p>
           <w:p>
@@ -527,7 +527,7 @@
                 <w:sz w:val="21"/>
                 <w:szCs w:val="21"/>
               </w:rPr>
-              <w:t xml:space="preserve">To put numbers in order, smallest to biggest or biggest to smallest.</w:t>
+              <w:t xml:space="preserve">To see if a number is bigger, smaller, or equal to another.</w:t>
             </w:r>
           </w:p>
           <w:p>
@@ -552,7 +552,7 @@
                 <w:sz w:val="18"/>
                 <w:szCs w:val="18"/>
               </w:rPr>
-              <w:t xml:space="preserve">Least to greatest: -5, -2, 0, 3, 7 (left to right on the number line)</w:t>
+              <w:t xml:space="preserve">-3 &lt; 2 because -3 is farther left on the number line than 2</w:t>
             </w:r>
           </w:p>
         </w:tc>
@@ -659,7 +659,7 @@
                 <w:sz w:val="24"/>
                 <w:szCs w:val="24"/>
               </w:rPr>
-              <w:t xml:space="preserve">Greater than</w:t>
+              <w:t xml:space="preserve">Order</w:t>
             </w:r>
             <w:r>
               <w:rPr>
@@ -669,7 +669,7 @@
                 <w:sz w:val="19"/>
                 <w:szCs w:val="19"/>
               </w:rPr>
-              <w:t xml:space="preserve">   Mayor que</w:t>
+              <w:t xml:space="preserve">   Ordenar</w:t>
             </w:r>
           </w:p>
           <w:p>
@@ -681,7 +681,7 @@
                 <w:sz w:val="21"/>
                 <w:szCs w:val="21"/>
               </w:rPr>
-              <w:t xml:space="preserve">Farther right on a number line. The &gt; sign.</w:t>
+              <w:t xml:space="preserve">To put numbers in order, smallest to biggest or biggest to smallest.</w:t>
             </w:r>
           </w:p>
           <w:p>
@@ -706,7 +706,7 @@
                 <w:sz w:val="18"/>
                 <w:szCs w:val="18"/>
               </w:rPr>
-              <w:t xml:space="preserve">4 &gt; -1 because 4 is to the right of -1 on the number line</w:t>
+              <w:t xml:space="preserve">Least to greatest: -5, -2, 0, 3, 7 (left to right on the number line)</w:t>
             </w:r>
           </w:p>
         </w:tc>
@@ -767,7 +767,161 @@
                           </pic:cNvPicPr>
                         </pic:nvPicPr>
                         <pic:blipFill>
-                          <a:blip r:embed="rId9" cstate="none"/>
+                          <a:blip r:embed="rId10" cstate="none"/>
+                          <a:srcRect/>
+                          <a:stretch>
+                            <a:fillRect/>
+                          </a:stretch>
+                        </pic:blipFill>
+                        <pic:spPr bwMode="auto">
+                          <a:xfrm>
+                            <a:off x="0" y="0"/>
+                            <a:ext cx="1047750" cy="790575"/>
+                          </a:xfrm>
+                          <a:prstGeom prst="rect">
+                            <a:avLst/>
+                          </a:prstGeom>
+                        </pic:spPr>
+                      </pic:pic>
+                    </a:graphicData>
+                  </a:graphic>
+                </wp:inline>
+              </w:drawing>
+            </w:r>
+          </w:p>
+        </w:tc>
+        <w:tc>
+          <w:tcPr>
+            <w:tcW w:type="dxa" w:w="7560"/>
+            <w:tcMar>
+              <w:top w:type="dxa" w:w="100"/>
+              <w:left w:type="dxa" w:w="40"/>
+              <w:bottom w:type="dxa" w:w="100"/>
+              <w:right w:type="dxa" w:w="40"/>
+            </w:tcMar>
+            <w:vAlign w:val="center"/>
+          </w:tcPr>
+          <w:p>
+            <w:pPr>
+              <w:spacing w:after="50"/>
+            </w:pPr>
+            <w:r>
+              <w:rPr>
+                <w:b/>
+                <w:bCs/>
+                <w:color w:val="12355B"/>
+                <w:sz w:val="24"/>
+                <w:szCs w:val="24"/>
+              </w:rPr>
+              <w:t xml:space="preserve">Greater than</w:t>
+            </w:r>
+            <w:r>
+              <w:rPr>
+                <w:i/>
+                <w:iCs/>
+                <w:color w:val="5F6F80"/>
+                <w:sz w:val="19"/>
+                <w:szCs w:val="19"/>
+              </w:rPr>
+              <w:t xml:space="preserve">   Mayor que</w:t>
+            </w:r>
+          </w:p>
+          <w:p>
+            <w:pPr>
+              <w:spacing w:after="40"/>
+            </w:pPr>
+            <w:r>
+              <w:rPr>
+                <w:sz w:val="21"/>
+                <w:szCs w:val="21"/>
+              </w:rPr>
+              <w:t xml:space="preserve">Farther right on a number line. The &gt; sign.</w:t>
+            </w:r>
+          </w:p>
+          <w:p>
+            <w:pPr>
+              <w:spacing w:after="0"/>
+            </w:pPr>
+            <w:r>
+              <w:rPr>
+                <w:b/>
+                <w:bCs/>
+                <w:color w:val="1FA6A2"/>
+                <w:sz w:val="18"/>
+                <w:szCs w:val="18"/>
+              </w:rPr>
+              <w:t xml:space="preserve">Example:  </w:t>
+            </w:r>
+            <w:r>
+              <w:rPr>
+                <w:i/>
+                <w:iCs/>
+                <w:color w:val="5F6F80"/>
+                <w:sz w:val="18"/>
+                <w:szCs w:val="18"/>
+              </w:rPr>
+              <w:t xml:space="preserve">4 &gt; -1 because 4 is to the right of -1 on the number line</w:t>
+            </w:r>
+          </w:p>
+        </w:tc>
+      </w:tr>
+    </w:tbl>
+    <w:tbl>
+      <w:tblPr>
+        <w:tblW w:type="pct" w:w="100%"/>
+        <w:tblBorders>
+          <w:top w:val="none" w:color="FFFFFF" w:sz="0"/>
+          <w:left w:val="none" w:color="FFFFFF" w:sz="0"/>
+          <w:bottom w:val="single" w:color="C7D2DD" w:sz="4"/>
+          <w:right w:val="none" w:color="FFFFFF" w:sz="0"/>
+          <w:insideH w:val="none" w:color="FFFFFF" w:sz="0"/>
+          <w:insideV w:val="none" w:color="FFFFFF" w:sz="0"/>
+        </w:tblBorders>
+      </w:tblPr>
+      <w:tblGrid>
+        <w:gridCol w:w="1800"/>
+        <w:gridCol w:w="7560"/>
+      </w:tblGrid>
+      <w:tr>
+        <w:trPr>
+          <w:cantSplit/>
+        </w:trPr>
+        <w:tc>
+          <w:tcPr>
+            <w:tcW w:type="dxa" w:w="1800"/>
+            <w:tcMar>
+              <w:top w:type="dxa" w:w="100"/>
+              <w:left w:type="dxa" w:w="40"/>
+              <w:bottom w:type="dxa" w:w="100"/>
+              <w:right w:type="dxa" w:w="120"/>
+            </w:tcMar>
+            <w:vAlign w:val="center"/>
+          </w:tcPr>
+          <w:p>
+            <w:pPr>
+              <w:spacing w:after="0"/>
+              <w:jc w:val="center"/>
+            </w:pPr>
+            <w:r>
+              <w:drawing>
+                <wp:inline distT="0" distB="0" distL="0" distR="0">
+                  <wp:extent cx="1047750" cy="790575"/>
+                  <wp:effectExtent t="0" r="0" b="0" l="0"/>
+                  <wp:docPr id="1" name="" descr="" title=""/>
+                  <wp:cNvGraphicFramePr>
+                    <a:graphicFrameLocks xmlns:a="http://schemas.openxmlformats.org/drawingml/2006/main" noChangeAspect="1"/>
+                  </wp:cNvGraphicFramePr>
+                  <a:graphic xmlns:a="http://schemas.openxmlformats.org/drawingml/2006/main">
+                    <a:graphicData uri="http://schemas.openxmlformats.org/drawingml/2006/picture">
+                      <pic:pic xmlns:pic="http://schemas.openxmlformats.org/drawingml/2006/picture">
+                        <pic:nvPicPr>
+                          <pic:cNvPr id="0" name="" descr=""/>
+                          <pic:cNvPicPr>
+                            <a:picLocks noChangeAspect="1" noChangeArrowheads="1"/>
+                          </pic:cNvPicPr>
+                        </pic:nvPicPr>
+                        <pic:blipFill>
+                          <a:blip r:embed="rId10" cstate="none"/>
                           <a:srcRect/>
                           <a:stretch>
                             <a:fillRect/>
@@ -1260,7 +1414,7 @@
                 <w:sz w:val="21"/>
                 <w:szCs w:val="21"/>
               </w:rPr>
-              <w:t xml:space="preserve">Compare      •      Order      •      Greater than      •      Less than      •      Negative integer      •      Integer</w:t>
+              <w:t xml:space="preserve">Number line      •      Compare      •      Order      •      Greater than      •      Less than      •      Negative integer      •      Integer</w:t>
             </w:r>
           </w:p>
         </w:tc>
@@ -1293,7 +1447,7 @@
           <w:sz w:val="22"/>
           <w:szCs w:val="22"/>
         </w:rPr>
-        <w:t xml:space="preserve">To decide which number is larger or smaller is to ___ them.</w:t>
+        <w:t xml:space="preserve">To plot integers in order, place them on a ___.</w:t>
       </w:r>
     </w:p>
     <w:p>
@@ -1315,7 +1469,7 @@
           <w:sz w:val="22"/>
           <w:szCs w:val="22"/>
         </w:rPr>
-        <w:t xml:space="preserve">To arrange numbers from least to greatest or greatest to least is to ___ them.</w:t>
+        <w:t xml:space="preserve">To decide which number is larger or smaller is to ___ them.</w:t>
       </w:r>
     </w:p>
     <w:p>
@@ -1337,7 +1491,7 @@
           <w:sz w:val="22"/>
           <w:szCs w:val="22"/>
         </w:rPr>
-        <w:t xml:space="preserve">On a number line, a number farther to the right is ___ another number.</w:t>
+        <w:t xml:space="preserve">To arrange numbers from least to greatest or greatest to least is to ___ them.</w:t>
       </w:r>
     </w:p>
     <w:p>
@@ -1359,7 +1513,7 @@
           <w:sz w:val="22"/>
           <w:szCs w:val="22"/>
         </w:rPr>
-        <w:t xml:space="preserve">On a number line, a number farther to the left is ___ another number.</w:t>
+        <w:t xml:space="preserve">On a number line, a number farther to the right is ___ another number.</w:t>
       </w:r>
     </w:p>
     <w:p>
@@ -1381,7 +1535,7 @@
           <w:sz w:val="22"/>
           <w:szCs w:val="22"/>
         </w:rPr>
-        <w:t xml:space="preserve">An integer less than zero, like −6, is a ___.</w:t>
+        <w:t xml:space="preserve">On a number line, a number farther to the left is ___ another number.</w:t>
       </w:r>
     </w:p>
     <w:p>
@@ -1397,6 +1551,28 @@
           <w:szCs w:val="22"/>
         </w:rPr>
         <w:t xml:space="preserve">6.  </w:t>
+      </w:r>
+      <w:r>
+        <w:rPr>
+          <w:sz w:val="22"/>
+          <w:szCs w:val="22"/>
+        </w:rPr>
+        <w:t xml:space="preserve">An integer less than zero, like −6, is a ___.</w:t>
+      </w:r>
+    </w:p>
+    <w:p>
+      <w:pPr>
+        <w:spacing w:after="120" w:before="80"/>
+      </w:pPr>
+      <w:r>
+        <w:rPr>
+          <w:b/>
+          <w:bCs/>
+          <w:color w:val="12355B"/>
+          <w:sz w:val="22"/>
+          <w:szCs w:val="22"/>
+        </w:rPr>
+        <w:t xml:space="preserve">7.  </w:t>
       </w:r>
       <w:r>
         <w:rPr>
@@ -2612,6 +2788,32 @@
     </w:p>
     <w:p>
       <w:pPr>
+        <w:pStyle w:val="Heading2"/>
+        <w:spacing w:after="80" w:before="180"/>
+      </w:pPr>
+      <w:r>
+        <w:rPr>
+          <w:b/>
+          <w:bCs/>
+          <w:color w:val="12355B"/>
+          <w:sz w:val="24"/>
+          <w:szCs w:val="24"/>
+        </w:rPr>
+        <w:t xml:space="preserve">Level 1 Support</w:t>
+      </w:r>
+      <w:r>
+        <w:rPr>
+          <w:i/>
+          <w:iCs/>
+          <w:color w:val="1FA6A2"/>
+          <w:sz w:val="19"/>
+          <w:szCs w:val="19"/>
+        </w:rPr>
+        <w:t xml:space="preserve">   extra scaffolding</w:t>
+      </w:r>
+    </w:p>
+    <w:p>
+      <w:pPr>
         <w:keepNext/>
         <w:spacing w:after="60" w:before="160"/>
       </w:pPr>
@@ -2742,6 +2944,32 @@
     </w:tbl>
     <w:p>
       <w:pPr>
+        <w:pStyle w:val="Heading2"/>
+        <w:spacing w:after="80" w:before="180"/>
+      </w:pPr>
+      <w:r>
+        <w:rPr>
+          <w:b/>
+          <w:bCs/>
+          <w:color w:val="12355B"/>
+          <w:sz w:val="24"/>
+          <w:szCs w:val="24"/>
+        </w:rPr>
+        <w:t xml:space="preserve">On Level</w:t>
+      </w:r>
+      <w:r>
+        <w:rPr>
+          <w:i/>
+          <w:iCs/>
+          <w:color w:val="12355B"/>
+          <w:sz w:val="19"/>
+          <w:szCs w:val="19"/>
+        </w:rPr>
+        <w:t xml:space="preserve">   grade-level practice</w:t>
+      </w:r>
+    </w:p>
+    <w:p>
+      <w:pPr>
         <w:keepNext/>
         <w:spacing w:after="60" w:before="160"/>
       </w:pPr>
@@ -2872,266 +3100,6 @@
     </w:tbl>
     <w:p>
       <w:pPr>
-        <w:keepNext/>
-        <w:spacing w:after="60" w:before="160"/>
-      </w:pPr>
-      <w:r>
-        <w:rPr>
-          <w:b/>
-          <w:bCs/>
-          <w:color w:val="12355B"/>
-          <w:sz w:val="22"/>
-          <w:szCs w:val="22"/>
-        </w:rPr>
-        <w:t xml:space="preserve">3.  </w:t>
-      </w:r>
-      <w:r>
-        <w:rPr>
-          <w:b/>
-          <w:bCs/>
-          <w:sz w:val="21"/>
-          <w:szCs w:val="21"/>
-        </w:rPr>
-        <w:t xml:space="preserve">The crew marks four spots on the map: a tide pool at -3 m, a flag at 2 m, a cave at -7 m, and the boat deck at 0 m. Order them from least to greatest (deepest to highest).</w:t>
-      </w:r>
-    </w:p>
-    <w:p>
-      <w:pPr>
-        <w:spacing w:after="40"/>
-        <w:ind w:left="420"/>
-      </w:pPr>
-      <w:r>
-        <w:rPr>
-          <w:sz w:val="20"/>
-          <w:szCs w:val="20"/>
-        </w:rPr>
-        <w:t xml:space="preserve">A)  -7, -3, 0, 2</w:t>
-      </w:r>
-    </w:p>
-    <w:p>
-      <w:pPr>
-        <w:spacing w:after="40"/>
-        <w:ind w:left="420"/>
-      </w:pPr>
-      <w:r>
-        <w:rPr>
-          <w:sz w:val="20"/>
-          <w:szCs w:val="20"/>
-        </w:rPr>
-        <w:t xml:space="preserve">B)  -3, -7, 0, 2</w:t>
-      </w:r>
-    </w:p>
-    <w:p>
-      <w:pPr>
-        <w:spacing w:after="40"/>
-        <w:ind w:left="420"/>
-      </w:pPr>
-      <w:r>
-        <w:rPr>
-          <w:sz w:val="20"/>
-          <w:szCs w:val="20"/>
-        </w:rPr>
-        <w:t xml:space="preserve">C)  2, 0, -3, -7</w:t>
-      </w:r>
-    </w:p>
-    <w:p>
-      <w:pPr>
-        <w:spacing w:after="40"/>
-        <w:ind w:left="420"/>
-      </w:pPr>
-      <w:r>
-        <w:rPr>
-          <w:sz w:val="20"/>
-          <w:szCs w:val="20"/>
-        </w:rPr>
-        <w:t xml:space="preserve">D)  -7, -3, 2, 0</w:t>
-      </w:r>
-    </w:p>
-    <w:p>
-      <w:pPr>
-        <w:spacing w:after="20"/>
-      </w:pPr>
-      <w:r>
-        <w:t xml:space="preserve"/>
-      </w:r>
-    </w:p>
-    <w:tbl>
-      <w:tblPr>
-        <w:tblW w:type="pct" w:w="100%"/>
-        <w:tblBorders>
-          <w:top w:val="single" w:color="C7D2DD" w:sz="6"/>
-          <w:left w:val="single" w:color="C7D2DD" w:sz="6"/>
-          <w:bottom w:val="single" w:color="C7D2DD" w:sz="6"/>
-          <w:right w:val="single" w:color="C7D2DD" w:sz="6"/>
-          <w:insideH w:val="single" w:color="auto" w:sz="4"/>
-          <w:insideV w:val="single" w:color="auto" w:sz="4"/>
-        </w:tblBorders>
-      </w:tblPr>
-      <w:tblGrid>
-        <w:gridCol w:w="100"/>
-      </w:tblGrid>
-      <w:tr>
-        <w:tc>
-          <w:tcPr>
-            <w:shd w:fill="FBF3E2" w:color="auto" w:val="clear"/>
-            <w:tcMar>
-              <w:top w:type="dxa" w:w="60"/>
-              <w:left w:type="dxa" w:w="120"/>
-              <w:bottom w:type="dxa" w:w="60"/>
-              <w:right w:type="dxa" w:w="120"/>
-            </w:tcMar>
-          </w:tcPr>
-          <w:p>
-            <w:pPr>
-              <w:spacing w:after="0" w:line="320"/>
-            </w:pPr>
-            <w:r>
-              <w:t xml:space="preserve"/>
-            </w:r>
-          </w:p>
-          <w:p>
-            <w:pPr>
-              <w:spacing w:after="0" w:line="320"/>
-            </w:pPr>
-            <w:r>
-              <w:t xml:space="preserve"/>
-            </w:r>
-          </w:p>
-        </w:tc>
-      </w:tr>
-    </w:tbl>
-    <w:p>
-      <w:pPr>
-        <w:keepNext/>
-        <w:spacing w:after="60" w:before="160"/>
-      </w:pPr>
-      <w:r>
-        <w:rPr>
-          <w:b/>
-          <w:bCs/>
-          <w:color w:val="12355B"/>
-          <w:sz w:val="22"/>
-          <w:szCs w:val="22"/>
-        </w:rPr>
-        <w:t xml:space="preserve">4.  </w:t>
-      </w:r>
-      <w:r>
-        <w:rPr>
-          <w:b/>
-          <w:bCs/>
-          <w:sz w:val="21"/>
-          <w:szCs w:val="21"/>
-        </w:rPr>
-        <w:t xml:space="preserve">Three buried chests sit at -9 m, -4 m, and -15 m below sea level. Which chest is at the GREATEST elevation (closest to the surface)?</w:t>
-      </w:r>
-    </w:p>
-    <w:p>
-      <w:pPr>
-        <w:spacing w:after="40"/>
-        <w:ind w:left="420"/>
-      </w:pPr>
-      <w:r>
-        <w:rPr>
-          <w:sz w:val="20"/>
-          <w:szCs w:val="20"/>
-        </w:rPr>
-        <w:t xml:space="preserve">A)  -4 m</w:t>
-      </w:r>
-    </w:p>
-    <w:p>
-      <w:pPr>
-        <w:spacing w:after="40"/>
-        <w:ind w:left="420"/>
-      </w:pPr>
-      <w:r>
-        <w:rPr>
-          <w:sz w:val="20"/>
-          <w:szCs w:val="20"/>
-        </w:rPr>
-        <w:t xml:space="preserve">B)  -9 m</w:t>
-      </w:r>
-    </w:p>
-    <w:p>
-      <w:pPr>
-        <w:spacing w:after="40"/>
-        <w:ind w:left="420"/>
-      </w:pPr>
-      <w:r>
-        <w:rPr>
-          <w:sz w:val="20"/>
-          <w:szCs w:val="20"/>
-        </w:rPr>
-        <w:t xml:space="preserve">C)  -15 m</w:t>
-      </w:r>
-    </w:p>
-    <w:p>
-      <w:pPr>
-        <w:spacing w:after="40"/>
-        <w:ind w:left="420"/>
-      </w:pPr>
-      <w:r>
-        <w:rPr>
-          <w:sz w:val="20"/>
-          <w:szCs w:val="20"/>
-        </w:rPr>
-        <w:t xml:space="preserve">D)  They are equal</w:t>
-      </w:r>
-    </w:p>
-    <w:p>
-      <w:pPr>
-        <w:spacing w:after="20"/>
-      </w:pPr>
-      <w:r>
-        <w:t xml:space="preserve"/>
-      </w:r>
-    </w:p>
-    <w:tbl>
-      <w:tblPr>
-        <w:tblW w:type="pct" w:w="100%"/>
-        <w:tblBorders>
-          <w:top w:val="single" w:color="C7D2DD" w:sz="6"/>
-          <w:left w:val="single" w:color="C7D2DD" w:sz="6"/>
-          <w:bottom w:val="single" w:color="C7D2DD" w:sz="6"/>
-          <w:right w:val="single" w:color="C7D2DD" w:sz="6"/>
-          <w:insideH w:val="single" w:color="auto" w:sz="4"/>
-          <w:insideV w:val="single" w:color="auto" w:sz="4"/>
-        </w:tblBorders>
-      </w:tblPr>
-      <w:tblGrid>
-        <w:gridCol w:w="100"/>
-      </w:tblGrid>
-      <w:tr>
-        <w:tc>
-          <w:tcPr>
-            <w:shd w:fill="FBF3E2" w:color="auto" w:val="clear"/>
-            <w:tcMar>
-              <w:top w:type="dxa" w:w="60"/>
-              <w:left w:type="dxa" w:w="120"/>
-              <w:bottom w:type="dxa" w:w="60"/>
-              <w:right w:type="dxa" w:w="120"/>
-            </w:tcMar>
-          </w:tcPr>
-          <w:p>
-            <w:pPr>
-              <w:spacing w:after="0" w:line="320"/>
-            </w:pPr>
-            <w:r>
-              <w:t xml:space="preserve"/>
-            </w:r>
-          </w:p>
-          <w:p>
-            <w:pPr>
-              <w:spacing w:after="0" w:line="320"/>
-            </w:pPr>
-            <w:r>
-              <w:t xml:space="preserve"/>
-            </w:r>
-          </w:p>
-        </w:tc>
-      </w:tr>
-    </w:tbl>
-    <w:p>
-      <w:pPr>
         <w:pStyle w:val="Heading1"/>
         <w:pageBreakBefore/>
         <w:pBdr>
@@ -3316,6 +3284,27 @@
           <w:sz w:val="21"/>
           <w:szCs w:val="21"/>
         </w:rPr>
+        <w:t xml:space="preserve">Number line</w:t>
+      </w:r>
+    </w:p>
+    <w:p>
+      <w:pPr>
+        <w:spacing w:after="80"/>
+      </w:pPr>
+      <w:r>
+        <w:rPr>
+          <w:b/>
+          <w:bCs/>
+          <w:sz w:val="21"/>
+          <w:szCs w:val="21"/>
+        </w:rPr>
+        <w:t xml:space="preserve">Notes 2:  </w:t>
+      </w:r>
+      <w:r>
+        <w:rPr>
+          <w:sz w:val="21"/>
+          <w:szCs w:val="21"/>
+        </w:rPr>
         <w:t xml:space="preserve">Compare</w:t>
       </w:r>
     </w:p>
@@ -3330,7 +3319,7 @@
           <w:sz w:val="21"/>
           <w:szCs w:val="21"/>
         </w:rPr>
-        <w:t xml:space="preserve">Notes 2:  </w:t>
+        <w:t xml:space="preserve">Notes 3:  </w:t>
       </w:r>
       <w:r>
         <w:rPr>
@@ -3351,7 +3340,7 @@
           <w:sz w:val="21"/>
           <w:szCs w:val="21"/>
         </w:rPr>
-        <w:t xml:space="preserve">Notes 3:  </w:t>
+        <w:t xml:space="preserve">Notes 4:  </w:t>
       </w:r>
       <w:r>
         <w:rPr>
@@ -3372,7 +3361,7 @@
           <w:sz w:val="21"/>
           <w:szCs w:val="21"/>
         </w:rPr>
-        <w:t xml:space="preserve">Notes 4:  </w:t>
+        <w:t xml:space="preserve">Notes 5:  </w:t>
       </w:r>
       <w:r>
         <w:rPr>
@@ -3393,7 +3382,7 @@
           <w:sz w:val="21"/>
           <w:szCs w:val="21"/>
         </w:rPr>
-        <w:t xml:space="preserve">Notes 5:  </w:t>
+        <w:t xml:space="preserve">Notes 6:  </w:t>
       </w:r>
       <w:r>
         <w:rPr>
@@ -3414,7 +3403,7 @@
           <w:sz w:val="21"/>
           <w:szCs w:val="21"/>
         </w:rPr>
-        <w:t xml:space="preserve">Notes 6:  </w:t>
+        <w:t xml:space="preserve">Notes 7:  </w:t>
       </w:r>
       <w:r>
         <w:rPr>
@@ -3500,23 +3489,17 @@
     </w:p>
     <w:p>
       <w:pPr>
-        <w:spacing w:after="80"/>
-      </w:pPr>
-      <w:r>
-        <w:rPr>
-          <w:b/>
-          <w:bCs/>
-          <w:sz w:val="21"/>
-          <w:szCs w:val="21"/>
-        </w:rPr>
-        <w:t xml:space="preserve">1.  </w:t>
-      </w:r>
-      <w:r>
-        <w:rPr>
-          <w:sz w:val="21"/>
-          <w:szCs w:val="21"/>
-        </w:rPr>
-        <w:t xml:space="preserve">A)  8</w:t>
+        <w:spacing w:after="100"/>
+      </w:pPr>
+      <w:r>
+        <w:rPr>
+          <w:b/>
+          <w:bCs/>
+          <w:color w:val="B97A12"/>
+          <w:sz w:val="20"/>
+          <w:szCs w:val="20"/>
+        </w:rPr>
+        <w:t xml:space="preserve">Watch for this mistake:  </w:t>
       </w:r>
       <w:r>
         <w:rPr>
@@ -3526,7 +3509,23 @@
           <w:sz w:val="19"/>
           <w:szCs w:val="19"/>
         </w:rPr>
-        <w:t xml:space="preserve">  — Absolute value is distance from 0, always positive. |−8| = 8.</w:t>
+        <w:t xml:space="preserve">A common mistake in Compare and Order Integers is thinking that a negative number with a bigger digit is the bigger value — for example, believing -15 is greater than -8 because 15 is greater than 8. It's the opposite for negatives: the number farther to the left on the number line (farther from zero) is always the LESSER value, so -15 &lt; -8. Before you submit, check your comparison against the number line, not just the digits.</w:t>
+      </w:r>
+    </w:p>
+    <w:p>
+      <w:pPr>
+        <w:pStyle w:val="Heading2"/>
+        <w:spacing w:after="80" w:before="180"/>
+      </w:pPr>
+      <w:r>
+        <w:rPr>
+          <w:b/>
+          <w:bCs/>
+          <w:color w:val="12355B"/>
+          <w:sz w:val="24"/>
+          <w:szCs w:val="24"/>
+        </w:rPr>
+        <w:t xml:space="preserve">Level 1 Support</w:t>
       </w:r>
     </w:p>
     <w:p>
@@ -3540,14 +3539,14 @@
           <w:sz w:val="21"/>
           <w:szCs w:val="21"/>
         </w:rPr>
-        <w:t xml:space="preserve">2.  </w:t>
-      </w:r>
-      <w:r>
-        <w:rPr>
-          <w:sz w:val="21"/>
-          <w:szCs w:val="21"/>
-        </w:rPr>
-        <w:t xml:space="preserve">A)  3°F</w:t>
+        <w:t xml:space="preserve">1.  </w:t>
+      </w:r>
+      <w:r>
+        <w:rPr>
+          <w:sz w:val="21"/>
+          <w:szCs w:val="21"/>
+        </w:rPr>
+        <w:t xml:space="preserve">A)  8</w:t>
       </w:r>
       <w:r>
         <w:rPr>
@@ -3557,7 +3556,23 @@
           <w:sz w:val="19"/>
           <w:szCs w:val="19"/>
         </w:rPr>
-        <w:t xml:space="preserve">  — 3°F is the greatest because it is farthest to the right on the number line. The order from coldest to warmest is -12, -5, 3.</w:t>
+        <w:t xml:space="preserve">  — Absolute value is distance from 0, always positive. |−8| = 8.</w:t>
+      </w:r>
+    </w:p>
+    <w:p>
+      <w:pPr>
+        <w:pStyle w:val="Heading2"/>
+        <w:spacing w:after="80" w:before="180"/>
+      </w:pPr>
+      <w:r>
+        <w:rPr>
+          <w:b/>
+          <w:bCs/>
+          <w:color w:val="12355B"/>
+          <w:sz w:val="24"/>
+          <w:szCs w:val="24"/>
+        </w:rPr>
+        <w:t xml:space="preserve">On Level</w:t>
       </w:r>
     </w:p>
     <w:p>
@@ -3571,14 +3586,14 @@
           <w:sz w:val="21"/>
           <w:szCs w:val="21"/>
         </w:rPr>
-        <w:t xml:space="preserve">3.  </w:t>
-      </w:r>
-      <w:r>
-        <w:rPr>
-          <w:sz w:val="21"/>
-          <w:szCs w:val="21"/>
-        </w:rPr>
-        <w:t xml:space="preserve">A)  -7, -3, 0, 2</w:t>
+        <w:t xml:space="preserve">2.  </w:t>
+      </w:r>
+      <w:r>
+        <w:rPr>
+          <w:sz w:val="21"/>
+          <w:szCs w:val="21"/>
+        </w:rPr>
+        <w:t xml:space="preserve">A)  3°F</w:t>
       </w:r>
       <w:r>
         <w:rPr>
@@ -3588,38 +3603,7 @@
           <w:sz w:val="19"/>
           <w:szCs w:val="19"/>
         </w:rPr>
-        <w:t xml:space="preserve">  — The deepest spot is the cave at -7 (farthest left), then the tide pool -3, then the boat deck 0, then the flag at 2. Least to greatest: -7, -3, 0, 2.</w:t>
-      </w:r>
-    </w:p>
-    <w:p>
-      <w:pPr>
-        <w:spacing w:after="80"/>
-      </w:pPr>
-      <w:r>
-        <w:rPr>
-          <w:b/>
-          <w:bCs/>
-          <w:sz w:val="21"/>
-          <w:szCs w:val="21"/>
-        </w:rPr>
-        <w:t xml:space="preserve">4.  </w:t>
-      </w:r>
-      <w:r>
-        <w:rPr>
-          <w:sz w:val="21"/>
-          <w:szCs w:val="21"/>
-        </w:rPr>
-        <w:t xml:space="preserve">A)  -4 m</w:t>
-      </w:r>
-      <w:r>
-        <w:rPr>
-          <w:i/>
-          <w:iCs/>
-          <w:color w:val="5F6F80"/>
-          <w:sz w:val="19"/>
-          <w:szCs w:val="19"/>
-        </w:rPr>
-        <w:t xml:space="preserve">  — Closer to zero means greater for negatives. -4 is only 4 below the surface, so -4 is the greatest of -9, -4, and -15.</w:t>
+        <w:t xml:space="preserve">  — 3°F is the greatest because it is farthest to the right on the number line. The order from coldest to warmest is -12, -5, 3.</w:t>
       </w:r>
     </w:p>
     <w:p>

--- a/lessons/9-3/downloads/9-3-notes-teacher.docx
+++ b/lessons/9-3/downloads/9-3-notes-teacher.docx
@@ -1599,7 +1599,22 @@
           <w:sz w:val="30"/>
           <w:szCs w:val="30"/>
         </w:rPr>
-        <w:t xml:space="preserve">Worked Example</w:t>
+        <w:t xml:space="preserve">Write About the Math</w:t>
+      </w:r>
+    </w:p>
+    <w:p>
+      <w:pPr>
+        <w:spacing w:after="100"/>
+      </w:pPr>
+      <w:r>
+        <w:rPr>
+          <w:i/>
+          <w:iCs/>
+          <w:color w:val="5F6F80"/>
+          <w:sz w:val="19"/>
+          <w:szCs w:val="19"/>
+        </w:rPr>
+        <w:t xml:space="preserve">Use the support level you need. Every level answers the same math question.</w:t>
       </w:r>
     </w:p>
     <w:p>
@@ -1615,17 +1630,17 @@
           <w:sz w:val="24"/>
           <w:szCs w:val="24"/>
         </w:rPr>
-        <w:t xml:space="preserve">Watch &amp; Read</w:t>
+        <w:t xml:space="preserve">1. Understand the Question</w:t>
       </w:r>
       <w:r>
         <w:rPr>
           <w:i/>
           <w:iCs/>
-          <w:color w:val="1FA6A2"/>
+          <w:color w:val="B97A12"/>
           <w:sz w:val="19"/>
           <w:szCs w:val="19"/>
         </w:rPr>
-        <w:t xml:space="preserve">   I Do — follow along with your teacher</w:t>
+        <w:t xml:space="preserve">   explain</w:t>
       </w:r>
     </w:p>
     <w:tbl>
@@ -1660,25 +1675,44 @@
             </w:pPr>
             <w:r>
               <w:rPr>
+                <w:color w:val="1A2733"/>
+                <w:sz w:val="21"/>
+                <w:szCs w:val="21"/>
+              </w:rPr>
+              <w:t xml:space="preserve">Order these temperatures from coldest to warmest: -8, 3, -1, 5. How does the number line help you put them in order?</w:t>
+            </w:r>
+          </w:p>
+          <w:p>
+            <w:pPr>
+              <w:spacing w:after="0"/>
+            </w:pPr>
+            <w:r>
+              <w:rPr>
                 <w:b/>
                 <w:bCs/>
                 <w:color w:val="12355B"/>
-                <w:sz w:val="22"/>
-                <w:szCs w:val="22"/>
-              </w:rPr>
-              <w:t xml:space="preserve">Ranking Treasure Depths</w:t>
-            </w:r>
-          </w:p>
-          <w:p>
-            <w:pPr>
-              <w:spacing w:after="0"/>
-            </w:pPr>
-            <w:r>
-              <w:rPr>
-                <w:sz w:val="21"/>
-                <w:szCs w:val="21"/>
-              </w:rPr>
-              <w:t xml:space="preserve">Captain Vega's crew found treasures at different depths underwater! The deeper the treasure, the more negative the elevation. A gold coin is at -2 meters, a silver crown is at -7 meters, and a ruby ring is at -5 meters. The crew needs to rank them from the shallowest (closest to the surface) to the deepest.</w:t>
+                <w:sz w:val="20"/>
+                <w:szCs w:val="20"/>
+              </w:rPr>
+              <w:t xml:space="preserve">Your job:  </w:t>
+            </w:r>
+            <w:r>
+              <w:rPr>
+                <w:sz w:val="20"/>
+                <w:szCs w:val="20"/>
+              </w:rPr>
+              <w:t xml:space="preserve">Answer the question. Use math evidence. Explain how the evidence proves your answer.</w:t>
+            </w:r>
+            <w:r>
+              <w:rPr>
+                <w:i/>
+                <w:iCs/>
+                <w:color w:val="5F6F80"/>
+                <w:sz w:val="18"/>
+                <w:szCs w:val="18"/>
+              </w:rPr>
+              <w:br/>
+              <w:t xml:space="preserve">Responde la pregunta. Usa evidencia matemática. Explica cómo la evidencia demuestra tu respuesta.</w:t>
             </w:r>
           </w:p>
         </w:tc>
@@ -1686,94 +1720,6 @@
     </w:tbl>
     <w:p>
       <w:pPr>
-        <w:spacing w:after="80"/>
-      </w:pPr>
-      <w:r>
-        <w:t xml:space="preserve"/>
-      </w:r>
-    </w:p>
-    <w:p>
-      <w:pPr>
-        <w:spacing w:after="50" w:before="60"/>
-      </w:pPr>
-      <w:r>
-        <w:rPr>
-          <w:b/>
-          <w:bCs/>
-          <w:color w:val="12355B"/>
-          <w:sz w:val="21"/>
-          <w:szCs w:val="21"/>
-        </w:rPr>
-        <w:t xml:space="preserve">Think about:</w:t>
-      </w:r>
-    </w:p>
-    <w:p>
-      <w:pPr>
-        <w:spacing w:after="40"/>
-        <w:ind w:left="300"/>
-      </w:pPr>
-      <w:r>
-        <w:rPr>
-          <w:sz w:val="20"/>
-          <w:szCs w:val="20"/>
-        </w:rPr>
-        <w:t xml:space="preserve">•  Which treasure is closest to the surface?</w:t>
-      </w:r>
-    </w:p>
-    <w:p>
-      <w:pPr>
-        <w:spacing w:after="40"/>
-        <w:ind w:left="300"/>
-      </w:pPr>
-      <w:r>
-        <w:rPr>
-          <w:sz w:val="20"/>
-          <w:szCs w:val="20"/>
-        </w:rPr>
-        <w:t xml:space="preserve">•  Is -7 greater than or less than -2?</w:t>
-      </w:r>
-    </w:p>
-    <w:p>
-      <w:pPr>
-        <w:spacing w:after="40"/>
-        <w:ind w:left="300"/>
-      </w:pPr>
-      <w:r>
-        <w:rPr>
-          <w:sz w:val="20"/>
-          <w:szCs w:val="20"/>
-        </w:rPr>
-        <w:t xml:space="preserve">•  How does the number line help you compare negative numbers?</w:t>
-      </w:r>
-    </w:p>
-    <w:p>
-      <w:pPr>
-        <w:spacing w:after="40"/>
-        <w:ind w:left="300"/>
-      </w:pPr>
-      <w:r>
-        <w:rPr>
-          <w:sz w:val="20"/>
-          <w:szCs w:val="20"/>
-        </w:rPr>
-        <w:t xml:space="preserve">•  Why does a bigger negative number mean a deeper location?</w:t>
-      </w:r>
-    </w:p>
-    <w:p>
-      <w:pPr>
-        <w:spacing w:after="40"/>
-        <w:ind w:left="300"/>
-      </w:pPr>
-      <w:r>
-        <w:rPr>
-          <w:sz w:val="20"/>
-          <w:szCs w:val="20"/>
-        </w:rPr>
-        <w:t xml:space="preserve">•  What if one treasure was above water — how would you compare it to the underwater ones?</w:t>
-      </w:r>
-    </w:p>
-    <w:p>
-      <w:pPr>
         <w:pStyle w:val="Heading2"/>
         <w:spacing w:after="80" w:before="180"/>
       </w:pPr>
@@ -1785,7 +1731,7 @@
           <w:sz w:val="24"/>
           <w:szCs w:val="24"/>
         </w:rPr>
-        <w:t xml:space="preserve">Solved Example</w:t>
+        <w:t xml:space="preserve">2. Plan Your Math Words</w:t>
       </w:r>
       <w:r>
         <w:rPr>
@@ -1795,150 +1741,299 @@
           <w:sz w:val="19"/>
           <w:szCs w:val="19"/>
         </w:rPr>
-        <w:t xml:space="preserve">   I Do — watch each step</w:t>
-      </w:r>
-    </w:p>
-    <w:p>
-      <w:pPr>
-        <w:keepNext/>
-        <w:spacing w:after="40"/>
-      </w:pPr>
-      <w:r>
-        <w:rPr>
-          <w:b/>
-          <w:bCs/>
-          <w:color w:val="12355B"/>
-          <w:sz w:val="21"/>
-          <w:szCs w:val="21"/>
-        </w:rPr>
-        <w:t xml:space="preserve">Problem:  </w:t>
-      </w:r>
-      <w:r>
-        <w:rPr>
-          <w:sz w:val="21"/>
-          <w:szCs w:val="21"/>
-        </w:rPr>
-        <w:t xml:space="preserve">Which statement is TRUE?</w:t>
-      </w:r>
-    </w:p>
-    <w:p>
-      <w:pPr>
-        <w:spacing w:after="30"/>
-        <w:ind w:left="420"/>
-      </w:pPr>
-      <w:r>
-        <w:rPr>
+        <w:t xml:space="preserve">   check at least two</w:t>
+      </w:r>
+    </w:p>
+    <w:p>
+      <w:pPr>
+        <w:spacing w:after="60"/>
+      </w:pPr>
+      <w:r>
+        <w:rPr>
+          <w:b/>
+          <w:bCs/>
+          <w:color w:val="1FA6A2"/>
+          <w:sz w:val="22"/>
+          <w:szCs w:val="22"/>
+        </w:rPr>
+        <w:t xml:space="preserve">☐  </w:t>
+      </w:r>
+      <w:r>
+        <w:rPr>
+          <w:b/>
+          <w:bCs/>
+          <w:color w:val="12355B"/>
           <w:sz w:val="20"/>
           <w:szCs w:val="20"/>
         </w:rPr>
-        <w:t xml:space="preserve">A)  -3 &gt; -1</w:t>
-      </w:r>
-    </w:p>
-    <w:p>
-      <w:pPr>
-        <w:spacing w:after="30"/>
-        <w:ind w:left="420"/>
-      </w:pPr>
+        <w:t xml:space="preserve">Number line — </w:t>
+      </w:r>
       <w:r>
         <w:rPr>
           <w:sz w:val="20"/>
           <w:szCs w:val="20"/>
         </w:rPr>
-        <w:t xml:space="preserve">B)  -5 &lt; -2</w:t>
-      </w:r>
-    </w:p>
-    <w:p>
-      <w:pPr>
-        <w:spacing w:after="30"/>
-        <w:ind w:left="420"/>
-      </w:pPr>
-      <w:r>
-        <w:rPr>
+        <w:t xml:space="preserve">A straight line where numbers are placed in order; numbers get smaller to the left and larger to the right.</w:t>
+      </w:r>
+      <w:r>
+        <w:rPr>
+          <w:i/>
+          <w:iCs/>
+          <w:color w:val="5F6F80"/>
+          <w:sz w:val="18"/>
+          <w:szCs w:val="18"/>
+        </w:rPr>
+        <w:br/>
+        <w:t xml:space="preserve">Recta numérica — Una recta donde los números se colocan en orden; los números son menores a la izquierda y mayores a la derecha.</w:t>
+      </w:r>
+    </w:p>
+    <w:p>
+      <w:pPr>
+        <w:spacing w:after="60"/>
+      </w:pPr>
+      <w:r>
+        <w:rPr>
+          <w:b/>
+          <w:bCs/>
+          <w:color w:val="1FA6A2"/>
+          <w:sz w:val="22"/>
+          <w:szCs w:val="22"/>
+        </w:rPr>
+        <w:t xml:space="preserve">☐  </w:t>
+      </w:r>
+      <w:r>
+        <w:rPr>
+          <w:b/>
+          <w:bCs/>
+          <w:color w:val="12355B"/>
           <w:sz w:val="20"/>
           <w:szCs w:val="20"/>
         </w:rPr>
-        <w:t xml:space="preserve">C)  -4 &gt; 0</w:t>
-      </w:r>
-    </w:p>
-    <w:p>
-      <w:pPr>
-        <w:spacing w:after="30"/>
-        <w:ind w:left="420"/>
-      </w:pPr>
+        <w:t xml:space="preserve">Compare — </w:t>
+      </w:r>
       <w:r>
         <w:rPr>
           <w:sz w:val="20"/>
           <w:szCs w:val="20"/>
         </w:rPr>
-        <w:t xml:space="preserve">D)  -1 &lt; -6</w:t>
-      </w:r>
-    </w:p>
-    <w:p>
-      <w:pPr>
-        <w:spacing w:after="20" w:before="50"/>
+        <w:t xml:space="preserve">To see if a number is bigger, smaller, or equal to another.</w:t>
+      </w:r>
+      <w:r>
+        <w:rPr>
+          <w:i/>
+          <w:iCs/>
+          <w:color w:val="5F6F80"/>
+          <w:sz w:val="18"/>
+          <w:szCs w:val="18"/>
+        </w:rPr>
+        <w:br/>
+        <w:t xml:space="preserve">Comparar — Ver si un número es mayor, menor o igual que otro.</w:t>
+      </w:r>
+    </w:p>
+    <w:p>
+      <w:pPr>
+        <w:spacing w:after="60"/>
       </w:pPr>
       <w:r>
         <w:rPr>
           <w:b/>
           <w:bCs/>
           <w:color w:val="1FA6A2"/>
-          <w:sz w:val="21"/>
-          <w:szCs w:val="21"/>
-        </w:rPr>
-        <w:t xml:space="preserve">Step 1:  </w:t>
-      </w:r>
-      <w:r>
-        <w:rPr>
-          <w:sz w:val="21"/>
-          <w:szCs w:val="21"/>
-        </w:rPr>
-        <w:t xml:space="preserve">-5 is farther to the left on the number line than -2, so -5 &lt; -2 is true.</w:t>
-      </w:r>
-    </w:p>
-    <w:p>
-      <w:pPr>
-        <w:spacing w:after="40" w:before="60"/>
-      </w:pPr>
-      <w:r>
-        <w:rPr>
-          <w:b/>
-          <w:bCs/>
-          <w:color w:val="12355B"/>
-          <w:sz w:val="21"/>
-          <w:szCs w:val="21"/>
-        </w:rPr>
-        <w:t xml:space="preserve">Answer:  </w:t>
-      </w:r>
-      <w:r>
-        <w:rPr>
-          <w:b/>
-          <w:bCs/>
-          <w:sz w:val="21"/>
-          <w:szCs w:val="21"/>
-        </w:rPr>
-        <w:t xml:space="preserve">B. -5 &lt; -2</w:t>
-      </w:r>
-    </w:p>
-    <w:p>
-      <w:pPr>
-        <w:pStyle w:val="Heading1"/>
-        <w:pageBreakBefore/>
-        <w:pBdr>
-          <w:bottom w:val="single" w:color="1FA6A2" w:sz="14" w:space="6"/>
-        </w:pBdr>
-        <w:spacing w:after="140" w:before="0"/>
-      </w:pPr>
-      <w:r>
-        <w:rPr>
-          <w:b/>
-          <w:bCs/>
-          <w:color w:val="12355B"/>
-          <w:sz w:val="30"/>
-          <w:szCs w:val="30"/>
-        </w:rPr>
-        <w:t xml:space="preserve">Guided Practice</w:t>
-      </w:r>
-    </w:p>
+          <w:sz w:val="22"/>
+          <w:szCs w:val="22"/>
+        </w:rPr>
+        <w:t xml:space="preserve">☐  </w:t>
+      </w:r>
+      <w:r>
+        <w:rPr>
+          <w:b/>
+          <w:bCs/>
+          <w:color w:val="12355B"/>
+          <w:sz w:val="20"/>
+          <w:szCs w:val="20"/>
+        </w:rPr>
+        <w:t xml:space="preserve">Order — </w:t>
+      </w:r>
+      <w:r>
+        <w:rPr>
+          <w:sz w:val="20"/>
+          <w:szCs w:val="20"/>
+        </w:rPr>
+        <w:t xml:space="preserve">To put numbers in order, smallest to biggest or biggest to smallest.</w:t>
+      </w:r>
+      <w:r>
+        <w:rPr>
+          <w:i/>
+          <w:iCs/>
+          <w:color w:val="5F6F80"/>
+          <w:sz w:val="18"/>
+          <w:szCs w:val="18"/>
+        </w:rPr>
+        <w:br/>
+        <w:t xml:space="preserve">Ordenar — Poner números en orden, de menor a mayor o de mayor a menor.</w:t>
+      </w:r>
+    </w:p>
+    <w:p>
+      <w:pPr>
+        <w:spacing w:after="60"/>
+      </w:pPr>
+      <w:r>
+        <w:rPr>
+          <w:b/>
+          <w:bCs/>
+          <w:color w:val="1FA6A2"/>
+          <w:sz w:val="22"/>
+          <w:szCs w:val="22"/>
+        </w:rPr>
+        <w:t xml:space="preserve">☐  </w:t>
+      </w:r>
+      <w:r>
+        <w:rPr>
+          <w:b/>
+          <w:bCs/>
+          <w:color w:val="12355B"/>
+          <w:sz w:val="20"/>
+          <w:szCs w:val="20"/>
+        </w:rPr>
+        <w:t xml:space="preserve">Integer — </w:t>
+      </w:r>
+      <w:r>
+        <w:rPr>
+          <w:sz w:val="20"/>
+          <w:szCs w:val="20"/>
+        </w:rPr>
+        <w:t xml:space="preserve">Whole numbers and their opposites, like -2, -1, 0, 1, 2.</w:t>
+      </w:r>
+      <w:r>
+        <w:rPr>
+          <w:i/>
+          <w:iCs/>
+          <w:color w:val="5F6F80"/>
+          <w:sz w:val="18"/>
+          <w:szCs w:val="18"/>
+        </w:rPr>
+        <w:br/>
+        <w:t xml:space="preserve">Número entero — Números enteros y sus opuestos, como -2, -1, 0, 1, 2.</w:t>
+      </w:r>
+    </w:p>
+    <w:p>
+      <w:pPr>
+        <w:spacing w:after="60"/>
+      </w:pPr>
+      <w:r>
+        <w:rPr>
+          <w:b/>
+          <w:bCs/>
+          <w:color w:val="1FA6A2"/>
+          <w:sz w:val="22"/>
+          <w:szCs w:val="22"/>
+        </w:rPr>
+        <w:t xml:space="preserve">☐  </w:t>
+      </w:r>
+      <w:r>
+        <w:rPr>
+          <w:b/>
+          <w:bCs/>
+          <w:color w:val="12355B"/>
+          <w:sz w:val="20"/>
+          <w:szCs w:val="20"/>
+        </w:rPr>
+        <w:t xml:space="preserve">Greater than — </w:t>
+      </w:r>
+      <w:r>
+        <w:rPr>
+          <w:sz w:val="20"/>
+          <w:szCs w:val="20"/>
+        </w:rPr>
+        <w:t xml:space="preserve">Farther right on a number line. The &gt; sign.</w:t>
+      </w:r>
+      <w:r>
+        <w:rPr>
+          <w:i/>
+          <w:iCs/>
+          <w:color w:val="5F6F80"/>
+          <w:sz w:val="18"/>
+          <w:szCs w:val="18"/>
+        </w:rPr>
+        <w:br/>
+        <w:t xml:space="preserve">Mayor que — Más a la derecha en la recta numérica. El signo &gt;.</w:t>
+      </w:r>
+    </w:p>
+    <w:tbl>
+      <w:tblPr>
+        <w:tblW w:type="pct" w:w="100%"/>
+        <w:tblBorders>
+          <w:top w:val="single" w:color="1FA6A2" w:sz="8"/>
+          <w:left w:val="single" w:color="1FA6A2" w:sz="8"/>
+          <w:bottom w:val="single" w:color="1FA6A2" w:sz="8"/>
+          <w:right w:val="single" w:color="1FA6A2" w:sz="8"/>
+          <w:insideH w:val="single" w:color="auto" w:sz="4"/>
+          <w:insideV w:val="single" w:color="auto" w:sz="4"/>
+        </w:tblBorders>
+      </w:tblPr>
+      <w:tblGrid>
+        <w:gridCol w:w="100"/>
+      </w:tblGrid>
+      <w:tr>
+        <w:tc>
+          <w:tcPr>
+            <w:shd w:fill="F7FFFD" w:color="auto" w:val="clear"/>
+            <w:tcMar>
+              <w:top w:type="dxa" w:w="120"/>
+              <w:left w:type="dxa" w:w="180"/>
+              <w:bottom w:type="dxa" w:w="120"/>
+              <w:right w:type="dxa" w:w="180"/>
+            </w:tcMar>
+          </w:tcPr>
+          <w:p>
+            <w:pPr>
+              <w:spacing w:after="50"/>
+            </w:pPr>
+            <w:r>
+              <w:rPr>
+                <w:b/>
+                <w:bCs/>
+                <w:color w:val="1FA6A2"/>
+                <w:sz w:val="20"/>
+                <w:szCs w:val="20"/>
+              </w:rPr>
+              <w:t xml:space="preserve">Say it first:  </w:t>
+            </w:r>
+            <w:r>
+              <w:rPr>
+                <w:sz w:val="20"/>
+                <w:szCs w:val="20"/>
+              </w:rPr>
+              <w:t xml:space="preserve">Say your idea to a partner or quietly to yourself before you write.</w:t>
+            </w:r>
+          </w:p>
+          <w:p>
+            <w:pPr>
+              <w:spacing w:after="60"/>
+            </w:pPr>
+            <w:r>
+              <w:rPr>
+                <w:color w:val="1A2733"/>
+                <w:sz w:val="21"/>
+                <w:szCs w:val="21"/>
+              </w:rPr>
+              <w:t xml:space="preserve">The coldest temperature is ___ because it is farthest ___.</w:t>
+            </w:r>
+            <w:r>
+              <w:rPr>
+                <w:i/>
+                <w:iCs/>
+                <w:color w:val="5F6F80"/>
+                <w:sz w:val="19"/>
+                <w:szCs w:val="19"/>
+              </w:rPr>
+              <w:br/>
+              <w:t xml:space="preserve">La temperatura mas fria es ___ porque esta mas a la ___.</w:t>
+            </w:r>
+          </w:p>
+        </w:tc>
+      </w:tr>
+    </w:tbl>
     <w:p>
       <w:pPr>
         <w:pStyle w:val="Heading2"/>
@@ -1952,181 +2047,17 @@
           <w:sz w:val="24"/>
           <w:szCs w:val="24"/>
         </w:rPr>
-        <w:t xml:space="preserve">Solve Together</w:t>
+        <w:t xml:space="preserve">3. Build Your Explanation</w:t>
       </w:r>
       <w:r>
         <w:rPr>
           <w:i/>
           <w:iCs/>
-          <w:color w:val="6B4FA0"/>
+          <w:color w:val="B97A12"/>
           <w:sz w:val="19"/>
           <w:szCs w:val="19"/>
         </w:rPr>
-        <w:t xml:space="preserve">   We Do — work with your class</w:t>
-      </w:r>
-    </w:p>
-    <w:p>
-      <w:pPr>
-        <w:keepNext/>
-        <w:spacing w:after="40" w:before="40"/>
-      </w:pPr>
-      <w:r>
-        <w:rPr>
-          <w:b/>
-          <w:bCs/>
-          <w:color w:val="12355B"/>
-          <w:sz w:val="21"/>
-          <w:szCs w:val="21"/>
-        </w:rPr>
-        <w:t xml:space="preserve">Problem:  </w:t>
-      </w:r>
-      <w:r>
-        <w:rPr>
-          <w:sz w:val="21"/>
-          <w:szCs w:val="21"/>
-        </w:rPr>
-        <w:t xml:space="preserve">Which integer is the LEAST: -3, 5, -8, 2, 0?</w:t>
-      </w:r>
-    </w:p>
-    <w:p>
-      <w:pPr>
-        <w:spacing w:after="30"/>
-        <w:ind w:left="420"/>
-      </w:pPr>
-      <w:r>
-        <w:rPr>
-          <w:sz w:val="20"/>
-          <w:szCs w:val="20"/>
-        </w:rPr>
-        <w:t xml:space="preserve">A)  -8</w:t>
-      </w:r>
-    </w:p>
-    <w:p>
-      <w:pPr>
-        <w:spacing w:after="30"/>
-        <w:ind w:left="420"/>
-      </w:pPr>
-      <w:r>
-        <w:rPr>
-          <w:sz w:val="20"/>
-          <w:szCs w:val="20"/>
-        </w:rPr>
-        <w:t xml:space="preserve">B)  -3</w:t>
-      </w:r>
-    </w:p>
-    <w:p>
-      <w:pPr>
-        <w:spacing w:after="30"/>
-        <w:ind w:left="420"/>
-      </w:pPr>
-      <w:r>
-        <w:rPr>
-          <w:sz w:val="20"/>
-          <w:szCs w:val="20"/>
-        </w:rPr>
-        <w:t xml:space="preserve">C)  0</w:t>
-      </w:r>
-    </w:p>
-    <w:p>
-      <w:pPr>
-        <w:spacing w:after="30"/>
-        <w:ind w:left="420"/>
-      </w:pPr>
-      <w:r>
-        <w:rPr>
-          <w:sz w:val="20"/>
-          <w:szCs w:val="20"/>
-        </w:rPr>
-        <w:t xml:space="preserve">D)  5</w:t>
-      </w:r>
-    </w:p>
-    <w:p>
-      <w:pPr>
-        <w:keepNext/>
-        <w:spacing w:after="0" w:before="50"/>
-      </w:pPr>
-      <w:r>
-        <w:rPr>
-          <w:b/>
-          <w:bCs/>
-          <w:color w:val="6B4FA0"/>
-          <w:sz w:val="21"/>
-          <w:szCs w:val="21"/>
-        </w:rPr>
-        <w:t xml:space="preserve">Step 1:</w:t>
-      </w:r>
-    </w:p>
-    <w:p>
-      <w:pPr>
-        <w:pBdr>
-          <w:bottom w:val="single" w:color="AFBECC" w:sz="6"/>
-        </w:pBdr>
-        <w:spacing w:after="30" w:before="150"/>
-      </w:pPr>
-      <w:r>
-        <w:t xml:space="preserve"/>
-      </w:r>
-    </w:p>
-    <w:p>
-      <w:pPr>
-        <w:keepNext/>
-        <w:spacing w:after="0" w:before="50"/>
-      </w:pPr>
-      <w:r>
-        <w:rPr>
-          <w:b/>
-          <w:bCs/>
-          <w:color w:val="6B4FA0"/>
-          <w:sz w:val="21"/>
-          <w:szCs w:val="21"/>
-        </w:rPr>
-        <w:t xml:space="preserve">Step 2:</w:t>
-      </w:r>
-    </w:p>
-    <w:p>
-      <w:pPr>
-        <w:pBdr>
-          <w:bottom w:val="single" w:color="AFBECC" w:sz="6"/>
-        </w:pBdr>
-        <w:spacing w:after="30" w:before="150"/>
-      </w:pPr>
-      <w:r>
-        <w:t xml:space="preserve"/>
-      </w:r>
-    </w:p>
-    <w:p>
-      <w:pPr>
-        <w:keepNext/>
-        <w:spacing w:after="0" w:before="60"/>
-      </w:pPr>
-      <w:r>
-        <w:rPr>
-          <w:b/>
-          <w:bCs/>
-          <w:color w:val="12355B"/>
-          <w:sz w:val="21"/>
-          <w:szCs w:val="21"/>
-        </w:rPr>
-        <w:t xml:space="preserve">Answer:</w:t>
-      </w:r>
-    </w:p>
-    <w:p>
-      <w:pPr>
-        <w:pBdr>
-          <w:bottom w:val="single" w:color="AFBECC" w:sz="6"/>
-        </w:pBdr>
-        <w:spacing w:after="30" w:before="150"/>
-      </w:pPr>
-      <w:r>
-        <w:t xml:space="preserve"/>
-      </w:r>
-    </w:p>
-    <w:p>
-      <w:pPr>
-        <w:spacing w:after="80"/>
-      </w:pPr>
-      <w:r>
-        <w:t xml:space="preserve"/>
+        <w:t xml:space="preserve">   choose your support</w:t>
       </w:r>
     </w:p>
     <w:tbl>
@@ -2157,6 +2088,1371 @@
           </w:tcPr>
           <w:p>
             <w:pPr>
+              <w:spacing w:after="50"/>
+            </w:pPr>
+            <w:r>
+              <w:rPr>
+                <w:i/>
+                <w:iCs/>
+                <w:color w:val="5F6F80"/>
+                <w:sz w:val="19"/>
+                <w:szCs w:val="19"/>
+              </w:rPr>
+              <w:t xml:space="preserve">This model shows the parts of an explanation. It does not answer your writing question.</w:t>
+            </w:r>
+          </w:p>
+          <w:p>
+            <w:pPr>
+              <w:spacing w:after="80"/>
+            </w:pPr>
+            <w:r>
+              <w:rPr>
+                <w:b/>
+                <w:bCs/>
+                <w:color w:val="12355B"/>
+                <w:sz w:val="19"/>
+                <w:szCs w:val="19"/>
+              </w:rPr>
+              <w:t xml:space="preserve">Claim:  </w:t>
+            </w:r>
+            <w:r>
+              <w:rPr>
+                <w:sz w:val="19"/>
+                <w:szCs w:val="19"/>
+              </w:rPr>
+              <w:t xml:space="preserve">-3 is less than 2 because on the number line ___.</w:t>
+            </w:r>
+          </w:p>
+          <w:p>
+            <w:pPr>
+              <w:spacing w:after="80"/>
+            </w:pPr>
+            <w:r>
+              <w:rPr>
+                <w:b/>
+                <w:bCs/>
+                <w:color w:val="12355B"/>
+                <w:sz w:val="19"/>
+                <w:szCs w:val="19"/>
+              </w:rPr>
+              <w:t xml:space="preserve">Evidence:  </w:t>
+            </w:r>
+            <w:r>
+              <w:rPr>
+                <w:sz w:val="19"/>
+                <w:szCs w:val="19"/>
+              </w:rPr>
+              <w:t xml:space="preserve">Student explains that -3 is farther left on the number line than 2, and numbers decrease moving left.</w:t>
+            </w:r>
+          </w:p>
+          <w:p>
+            <w:pPr>
+              <w:spacing w:after="80"/>
+            </w:pPr>
+            <w:r>
+              <w:rPr>
+                <w:b/>
+                <w:bCs/>
+                <w:color w:val="12355B"/>
+                <w:sz w:val="19"/>
+                <w:szCs w:val="19"/>
+              </w:rPr>
+              <w:t xml:space="preserve">Reasoning:  </w:t>
+            </w:r>
+            <w:r>
+              <w:rPr>
+                <w:sz w:val="19"/>
+                <w:szCs w:val="19"/>
+              </w:rPr>
+              <w:t xml:space="preserve">This evidence connects the definition of compare to the mathematical claim.</w:t>
+            </w:r>
+          </w:p>
+        </w:tc>
+      </w:tr>
+    </w:tbl>
+    <w:p>
+      <w:pPr>
+        <w:pStyle w:val="Heading2"/>
+        <w:spacing w:after="80" w:before="180"/>
+      </w:pPr>
+      <w:r>
+        <w:rPr>
+          <w:b/>
+          <w:bCs/>
+          <w:color w:val="12355B"/>
+          <w:sz w:val="24"/>
+          <w:szCs w:val="24"/>
+        </w:rPr>
+        <w:t xml:space="preserve">Start</w:t>
+      </w:r>
+      <w:r>
+        <w:rPr>
+          <w:i/>
+          <w:iCs/>
+          <w:color w:val="1FA6A2"/>
+          <w:sz w:val="19"/>
+          <w:szCs w:val="19"/>
+        </w:rPr>
+        <w:t xml:space="preserve">   Most language support</w:t>
+      </w:r>
+    </w:p>
+    <w:p>
+      <w:pPr>
+        <w:spacing w:after="60"/>
+      </w:pPr>
+      <w:r>
+        <w:rPr>
+          <w:color w:val="1A2733"/>
+          <w:sz w:val="21"/>
+          <w:szCs w:val="21"/>
+        </w:rPr>
+        <w:t xml:space="preserve">Complete the frames. Use the word bank.</w:t>
+      </w:r>
+      <w:r>
+        <w:rPr>
+          <w:i/>
+          <w:iCs/>
+          <w:color w:val="5F6F80"/>
+          <w:sz w:val="19"/>
+          <w:szCs w:val="19"/>
+        </w:rPr>
+        <w:br/>
+        <w:t xml:space="preserve">Completa las oraciones. Usa el banco de palabras.</w:t>
+      </w:r>
+    </w:p>
+    <w:p>
+      <w:pPr>
+        <w:spacing w:after="60"/>
+      </w:pPr>
+      <w:r>
+        <w:rPr>
+          <w:color w:val="1A2733"/>
+          <w:sz w:val="21"/>
+          <w:szCs w:val="21"/>
+        </w:rPr>
+        <w:t xml:space="preserve">The coldest temperature is ___ because it is farthest ___.</w:t>
+      </w:r>
+      <w:r>
+        <w:rPr>
+          <w:i/>
+          <w:iCs/>
+          <w:color w:val="5F6F80"/>
+          <w:sz w:val="19"/>
+          <w:szCs w:val="19"/>
+        </w:rPr>
+        <w:br/>
+        <w:t xml:space="preserve">La temperatura mas fria es ___ porque esta mas a la ___.</w:t>
+      </w:r>
+    </w:p>
+    <w:p>
+      <w:pPr>
+        <w:spacing w:after="60"/>
+      </w:pPr>
+      <w:r>
+        <w:rPr>
+          <w:color w:val="1A2733"/>
+          <w:sz w:val="21"/>
+          <w:szCs w:val="21"/>
+        </w:rPr>
+        <w:t xml:space="preserve">From least to greatest, the order is ___.</w:t>
+      </w:r>
+      <w:r>
+        <w:rPr>
+          <w:i/>
+          <w:iCs/>
+          <w:color w:val="5F6F80"/>
+          <w:sz w:val="19"/>
+          <w:szCs w:val="19"/>
+        </w:rPr>
+        <w:br/>
+        <w:t xml:space="preserve">De menor a mayor, el orden es ___.</w:t>
+      </w:r>
+    </w:p>
+    <w:tbl>
+      <w:tblPr>
+        <w:tblW w:type="pct" w:w="100%"/>
+        <w:tblBorders>
+          <w:top w:val="single" w:color="C7D2DD" w:sz="6"/>
+          <w:left w:val="single" w:color="C7D2DD" w:sz="6"/>
+          <w:bottom w:val="single" w:color="C7D2DD" w:sz="6"/>
+          <w:right w:val="single" w:color="C7D2DD" w:sz="6"/>
+          <w:insideH w:val="single" w:color="auto" w:sz="4"/>
+          <w:insideV w:val="single" w:color="auto" w:sz="4"/>
+        </w:tblBorders>
+      </w:tblPr>
+      <w:tblGrid>
+        <w:gridCol w:w="100"/>
+      </w:tblGrid>
+      <w:tr>
+        <w:tc>
+          <w:tcPr>
+            <w:shd w:fill="FBF3E2" w:color="auto" w:val="clear"/>
+            <w:tcMar>
+              <w:top w:type="dxa" w:w="60"/>
+              <w:left w:type="dxa" w:w="120"/>
+              <w:bottom w:type="dxa" w:w="60"/>
+              <w:right w:type="dxa" w:w="120"/>
+            </w:tcMar>
+          </w:tcPr>
+          <w:p>
+            <w:pPr>
+              <w:spacing w:after="0" w:line="320"/>
+            </w:pPr>
+            <w:r>
+              <w:t xml:space="preserve"/>
+            </w:r>
+          </w:p>
+          <w:p>
+            <w:pPr>
+              <w:spacing w:after="0" w:line="320"/>
+            </w:pPr>
+            <w:r>
+              <w:t xml:space="preserve"/>
+            </w:r>
+          </w:p>
+          <w:p>
+            <w:pPr>
+              <w:spacing w:after="0" w:line="320"/>
+            </w:pPr>
+            <w:r>
+              <w:t xml:space="preserve"/>
+            </w:r>
+          </w:p>
+        </w:tc>
+      </w:tr>
+    </w:tbl>
+    <w:p>
+      <w:pPr>
+        <w:pStyle w:val="Heading2"/>
+        <w:spacing w:after="80" w:before="180"/>
+      </w:pPr>
+      <w:r>
+        <w:rPr>
+          <w:b/>
+          <w:bCs/>
+          <w:color w:val="12355B"/>
+          <w:sz w:val="24"/>
+          <w:szCs w:val="24"/>
+        </w:rPr>
+        <w:t xml:space="preserve">Build</w:t>
+      </w:r>
+      <w:r>
+        <w:rPr>
+          <w:i/>
+          <w:iCs/>
+          <w:color w:val="B97A12"/>
+          <w:sz w:val="19"/>
+          <w:szCs w:val="19"/>
+        </w:rPr>
+        <w:t xml:space="preserve">   Some language support</w:t>
+      </w:r>
+    </w:p>
+    <w:p>
+      <w:pPr>
+        <w:spacing w:after="60"/>
+      </w:pPr>
+      <w:r>
+        <w:rPr>
+          <w:color w:val="1A2733"/>
+          <w:sz w:val="21"/>
+          <w:szCs w:val="21"/>
+        </w:rPr>
+        <w:t xml:space="preserve">Write two connected sentences. Use because, so, or but.</w:t>
+      </w:r>
+      <w:r>
+        <w:rPr>
+          <w:i/>
+          <w:iCs/>
+          <w:color w:val="5F6F80"/>
+          <w:sz w:val="19"/>
+          <w:szCs w:val="19"/>
+        </w:rPr>
+        <w:br/>
+        <w:t xml:space="preserve">Escribe dos oraciones conectadas. Usa porque, entonces o pero.</w:t>
+      </w:r>
+    </w:p>
+    <w:p>
+      <w:pPr>
+        <w:spacing w:after="60"/>
+      </w:pPr>
+      <w:r>
+        <w:rPr>
+          <w:color w:val="1A2733"/>
+          <w:sz w:val="21"/>
+          <w:szCs w:val="21"/>
+        </w:rPr>
+        <w:t xml:space="preserve">My claim is ___.</w:t>
+      </w:r>
+      <w:r>
+        <w:rPr>
+          <w:i/>
+          <w:iCs/>
+          <w:color w:val="5F6F80"/>
+          <w:sz w:val="19"/>
+          <w:szCs w:val="19"/>
+        </w:rPr>
+        <w:br/>
+        <w:t xml:space="preserve">Mi afirmación es ___.</w:t>
+      </w:r>
+    </w:p>
+    <w:p>
+      <w:pPr>
+        <w:spacing w:after="60"/>
+      </w:pPr>
+      <w:r>
+        <w:rPr>
+          <w:color w:val="1A2733"/>
+          <w:sz w:val="21"/>
+          <w:szCs w:val="21"/>
+        </w:rPr>
+        <w:t xml:space="preserve">I know because ___.</w:t>
+      </w:r>
+      <w:r>
+        <w:rPr>
+          <w:i/>
+          <w:iCs/>
+          <w:color w:val="5F6F80"/>
+          <w:sz w:val="19"/>
+          <w:szCs w:val="19"/>
+        </w:rPr>
+        <w:br/>
+        <w:t xml:space="preserve">Lo sé porque ___.</w:t>
+      </w:r>
+    </w:p>
+    <w:p>
+      <w:pPr>
+        <w:spacing w:after="60"/>
+      </w:pPr>
+      <w:r>
+        <w:rPr>
+          <w:color w:val="1A2733"/>
+          <w:sz w:val="21"/>
+          <w:szCs w:val="21"/>
+        </w:rPr>
+        <w:t xml:space="preserve">So ___.</w:t>
+      </w:r>
+      <w:r>
+        <w:rPr>
+          <w:i/>
+          <w:iCs/>
+          <w:color w:val="5F6F80"/>
+          <w:sz w:val="19"/>
+          <w:szCs w:val="19"/>
+        </w:rPr>
+        <w:br/>
+        <w:t xml:space="preserve">Entonces ___.</w:t>
+      </w:r>
+    </w:p>
+    <w:tbl>
+      <w:tblPr>
+        <w:tblW w:type="pct" w:w="100%"/>
+        <w:tblBorders>
+          <w:top w:val="single" w:color="C7D2DD" w:sz="6"/>
+          <w:left w:val="single" w:color="C7D2DD" w:sz="6"/>
+          <w:bottom w:val="single" w:color="C7D2DD" w:sz="6"/>
+          <w:right w:val="single" w:color="C7D2DD" w:sz="6"/>
+          <w:insideH w:val="single" w:color="auto" w:sz="4"/>
+          <w:insideV w:val="single" w:color="auto" w:sz="4"/>
+        </w:tblBorders>
+      </w:tblPr>
+      <w:tblGrid>
+        <w:gridCol w:w="100"/>
+      </w:tblGrid>
+      <w:tr>
+        <w:tc>
+          <w:tcPr>
+            <w:shd w:fill="FBF3E2" w:color="auto" w:val="clear"/>
+            <w:tcMar>
+              <w:top w:type="dxa" w:w="60"/>
+              <w:left w:type="dxa" w:w="120"/>
+              <w:bottom w:type="dxa" w:w="60"/>
+              <w:right w:type="dxa" w:w="120"/>
+            </w:tcMar>
+          </w:tcPr>
+          <w:p>
+            <w:pPr>
+              <w:spacing w:after="0" w:line="320"/>
+            </w:pPr>
+            <w:r>
+              <w:t xml:space="preserve"/>
+            </w:r>
+          </w:p>
+          <w:p>
+            <w:pPr>
+              <w:spacing w:after="0" w:line="320"/>
+            </w:pPr>
+            <w:r>
+              <w:t xml:space="preserve"/>
+            </w:r>
+          </w:p>
+          <w:p>
+            <w:pPr>
+              <w:spacing w:after="0" w:line="320"/>
+            </w:pPr>
+            <w:r>
+              <w:t xml:space="preserve"/>
+            </w:r>
+          </w:p>
+        </w:tc>
+      </w:tr>
+    </w:tbl>
+    <w:p>
+      <w:pPr>
+        <w:pStyle w:val="Heading2"/>
+        <w:spacing w:after="80" w:before="180"/>
+      </w:pPr>
+      <w:r>
+        <w:rPr>
+          <w:b/>
+          <w:bCs/>
+          <w:color w:val="12355B"/>
+          <w:sz w:val="24"/>
+          <w:szCs w:val="24"/>
+        </w:rPr>
+        <w:t xml:space="preserve">Explain</w:t>
+      </w:r>
+      <w:r>
+        <w:rPr>
+          <w:i/>
+          <w:iCs/>
+          <w:color w:val="B97A12"/>
+          <w:sz w:val="19"/>
+          <w:szCs w:val="19"/>
+        </w:rPr>
+        <w:t xml:space="preserve">   Light language support</w:t>
+      </w:r>
+    </w:p>
+    <w:p>
+      <w:pPr>
+        <w:spacing w:after="60"/>
+      </w:pPr>
+      <w:r>
+        <w:rPr>
+          <w:color w:val="1A2733"/>
+          <w:sz w:val="21"/>
+          <w:szCs w:val="21"/>
+        </w:rPr>
+        <w:t xml:space="preserve">Write a claim, give math evidence, and explain your reasoning.</w:t>
+      </w:r>
+      <w:r>
+        <w:rPr>
+          <w:i/>
+          <w:iCs/>
+          <w:color w:val="5F6F80"/>
+          <w:sz w:val="19"/>
+          <w:szCs w:val="19"/>
+        </w:rPr>
+        <w:br/>
+        <w:t xml:space="preserve">Escribe una afirmación, da evidencia matemática y explica tu razonamiento.</w:t>
+      </w:r>
+    </w:p>
+    <w:p>
+      <w:pPr>
+        <w:spacing w:after="60"/>
+      </w:pPr>
+      <w:r>
+        <w:rPr>
+          <w:color w:val="1A2733"/>
+          <w:sz w:val="21"/>
+          <w:szCs w:val="21"/>
+        </w:rPr>
+        <w:t xml:space="preserve">My claim is ___.</w:t>
+      </w:r>
+      <w:r>
+        <w:rPr>
+          <w:i/>
+          <w:iCs/>
+          <w:color w:val="5F6F80"/>
+          <w:sz w:val="19"/>
+          <w:szCs w:val="19"/>
+        </w:rPr>
+        <w:br/>
+        <w:t xml:space="preserve">Mi afirmación es ___.</w:t>
+      </w:r>
+    </w:p>
+    <w:p>
+      <w:pPr>
+        <w:spacing w:after="60"/>
+      </w:pPr>
+      <w:r>
+        <w:rPr>
+          <w:color w:val="1A2733"/>
+          <w:sz w:val="21"/>
+          <w:szCs w:val="21"/>
+        </w:rPr>
+        <w:t xml:space="preserve">My math evidence is ___.</w:t>
+      </w:r>
+      <w:r>
+        <w:rPr>
+          <w:i/>
+          <w:iCs/>
+          <w:color w:val="5F6F80"/>
+          <w:sz w:val="19"/>
+          <w:szCs w:val="19"/>
+        </w:rPr>
+        <w:br/>
+        <w:t xml:space="preserve">Mi evidencia matemática es ___.</w:t>
+      </w:r>
+    </w:p>
+    <w:p>
+      <w:pPr>
+        <w:spacing w:after="60"/>
+      </w:pPr>
+      <w:r>
+        <w:rPr>
+          <w:color w:val="1A2733"/>
+          <w:sz w:val="21"/>
+          <w:szCs w:val="21"/>
+        </w:rPr>
+        <w:t xml:space="preserve">This proves ___ because ___.</w:t>
+      </w:r>
+      <w:r>
+        <w:rPr>
+          <w:i/>
+          <w:iCs/>
+          <w:color w:val="5F6F80"/>
+          <w:sz w:val="19"/>
+          <w:szCs w:val="19"/>
+        </w:rPr>
+        <w:br/>
+        <w:t xml:space="preserve">Esto demuestra ___ porque ___.</w:t>
+      </w:r>
+    </w:p>
+    <w:tbl>
+      <w:tblPr>
+        <w:tblW w:type="pct" w:w="100%"/>
+        <w:tblBorders>
+          <w:top w:val="single" w:color="C7D2DD" w:sz="6"/>
+          <w:left w:val="single" w:color="C7D2DD" w:sz="6"/>
+          <w:bottom w:val="single" w:color="C7D2DD" w:sz="6"/>
+          <w:right w:val="single" w:color="C7D2DD" w:sz="6"/>
+          <w:insideH w:val="single" w:color="auto" w:sz="4"/>
+          <w:insideV w:val="single" w:color="auto" w:sz="4"/>
+        </w:tblBorders>
+      </w:tblPr>
+      <w:tblGrid>
+        <w:gridCol w:w="100"/>
+      </w:tblGrid>
+      <w:tr>
+        <w:tc>
+          <w:tcPr>
+            <w:shd w:fill="FBF3E2" w:color="auto" w:val="clear"/>
+            <w:tcMar>
+              <w:top w:type="dxa" w:w="60"/>
+              <w:left w:type="dxa" w:w="120"/>
+              <w:bottom w:type="dxa" w:w="60"/>
+              <w:right w:type="dxa" w:w="120"/>
+            </w:tcMar>
+          </w:tcPr>
+          <w:p>
+            <w:pPr>
+              <w:spacing w:after="0" w:line="320"/>
+            </w:pPr>
+            <w:r>
+              <w:t xml:space="preserve"/>
+            </w:r>
+          </w:p>
+          <w:p>
+            <w:pPr>
+              <w:spacing w:after="0" w:line="320"/>
+            </w:pPr>
+            <w:r>
+              <w:t xml:space="preserve"/>
+            </w:r>
+          </w:p>
+          <w:p>
+            <w:pPr>
+              <w:spacing w:after="0" w:line="320"/>
+            </w:pPr>
+            <w:r>
+              <w:t xml:space="preserve"/>
+            </w:r>
+          </w:p>
+          <w:p>
+            <w:pPr>
+              <w:spacing w:after="0" w:line="320"/>
+            </w:pPr>
+            <w:r>
+              <w:t xml:space="preserve"/>
+            </w:r>
+          </w:p>
+          <w:p>
+            <w:pPr>
+              <w:spacing w:after="0" w:line="320"/>
+            </w:pPr>
+            <w:r>
+              <w:t xml:space="preserve"/>
+            </w:r>
+          </w:p>
+        </w:tc>
+      </w:tr>
+    </w:tbl>
+    <w:p>
+      <w:pPr>
+        <w:pStyle w:val="Heading2"/>
+        <w:spacing w:after="80" w:before="180"/>
+      </w:pPr>
+      <w:r>
+        <w:rPr>
+          <w:b/>
+          <w:bCs/>
+          <w:color w:val="12355B"/>
+          <w:sz w:val="24"/>
+          <w:szCs w:val="24"/>
+        </w:rPr>
+        <w:t xml:space="preserve">4. Check Your Explanation</w:t>
+      </w:r>
+      <w:r>
+        <w:rPr>
+          <w:i/>
+          <w:iCs/>
+          <w:color w:val="1FA6A2"/>
+          <w:sz w:val="19"/>
+          <w:szCs w:val="19"/>
+        </w:rPr>
+        <w:t xml:space="preserve">   five quick checks</w:t>
+      </w:r>
+    </w:p>
+    <w:p>
+      <w:pPr>
+        <w:spacing w:after="80"/>
+      </w:pPr>
+      <w:r>
+        <w:rPr>
+          <w:b/>
+          <w:bCs/>
+          <w:color w:val="1FA6A2"/>
+          <w:sz w:val="22"/>
+          <w:szCs w:val="22"/>
+        </w:rPr>
+        <w:t xml:space="preserve">☐  </w:t>
+      </w:r>
+      <w:r>
+        <w:rPr>
+          <w:sz w:val="20"/>
+          <w:szCs w:val="20"/>
+        </w:rPr>
+        <w:t xml:space="preserve">I answered the question.</w:t>
+      </w:r>
+      <w:r>
+        <w:rPr>
+          <w:i/>
+          <w:iCs/>
+          <w:color w:val="5F6F80"/>
+          <w:sz w:val="18"/>
+          <w:szCs w:val="18"/>
+        </w:rPr>
+        <w:br/>
+        <w:t xml:space="preserve">Respondí la pregunta.</w:t>
+      </w:r>
+    </w:p>
+    <w:p>
+      <w:pPr>
+        <w:spacing w:after="80"/>
+      </w:pPr>
+      <w:r>
+        <w:rPr>
+          <w:b/>
+          <w:bCs/>
+          <w:color w:val="1FA6A2"/>
+          <w:sz w:val="22"/>
+          <w:szCs w:val="22"/>
+        </w:rPr>
+        <w:t xml:space="preserve">☐  </w:t>
+      </w:r>
+      <w:r>
+        <w:rPr>
+          <w:sz w:val="20"/>
+          <w:szCs w:val="20"/>
+        </w:rPr>
+        <w:t xml:space="preserve">I used math evidence: numbers, an equation, a model, or a comparison.</w:t>
+      </w:r>
+      <w:r>
+        <w:rPr>
+          <w:i/>
+          <w:iCs/>
+          <w:color w:val="5F6F80"/>
+          <w:sz w:val="18"/>
+          <w:szCs w:val="18"/>
+        </w:rPr>
+        <w:br/>
+        <w:t xml:space="preserve">Usé evidencia matemática: números, una ecuación, un modelo o una comparación.</w:t>
+      </w:r>
+    </w:p>
+    <w:p>
+      <w:pPr>
+        <w:spacing w:after="80"/>
+      </w:pPr>
+      <w:r>
+        <w:rPr>
+          <w:b/>
+          <w:bCs/>
+          <w:color w:val="1FA6A2"/>
+          <w:sz w:val="22"/>
+          <w:szCs w:val="22"/>
+        </w:rPr>
+        <w:t xml:space="preserve">☐  </w:t>
+      </w:r>
+      <w:r>
+        <w:rPr>
+          <w:sz w:val="20"/>
+          <w:szCs w:val="20"/>
+        </w:rPr>
+        <w:t xml:space="preserve">I explained how the evidence proves my answer.</w:t>
+      </w:r>
+      <w:r>
+        <w:rPr>
+          <w:i/>
+          <w:iCs/>
+          <w:color w:val="5F6F80"/>
+          <w:sz w:val="18"/>
+          <w:szCs w:val="18"/>
+        </w:rPr>
+        <w:br/>
+        <w:t xml:space="preserve">Expliqué cómo la evidencia demuestra mi respuesta.</w:t>
+      </w:r>
+    </w:p>
+    <w:p>
+      <w:pPr>
+        <w:spacing w:after="80"/>
+      </w:pPr>
+      <w:r>
+        <w:rPr>
+          <w:b/>
+          <w:bCs/>
+          <w:color w:val="1FA6A2"/>
+          <w:sz w:val="22"/>
+          <w:szCs w:val="22"/>
+        </w:rPr>
+        <w:t xml:space="preserve">☐  </w:t>
+      </w:r>
+      <w:r>
+        <w:rPr>
+          <w:sz w:val="20"/>
+          <w:szCs w:val="20"/>
+        </w:rPr>
+        <w:t xml:space="preserve">I used at least two math words.</w:t>
+      </w:r>
+      <w:r>
+        <w:rPr>
+          <w:i/>
+          <w:iCs/>
+          <w:color w:val="5F6F80"/>
+          <w:sz w:val="18"/>
+          <w:szCs w:val="18"/>
+        </w:rPr>
+        <w:br/>
+        <w:t xml:space="preserve">Usé por lo menos dos palabras matemáticas.</w:t>
+      </w:r>
+    </w:p>
+    <w:p>
+      <w:pPr>
+        <w:spacing w:after="80"/>
+      </w:pPr>
+      <w:r>
+        <w:rPr>
+          <w:b/>
+          <w:bCs/>
+          <w:color w:val="1FA6A2"/>
+          <w:sz w:val="22"/>
+          <w:szCs w:val="22"/>
+        </w:rPr>
+        <w:t xml:space="preserve">☐  </w:t>
+      </w:r>
+      <w:r>
+        <w:rPr>
+          <w:sz w:val="20"/>
+          <w:szCs w:val="20"/>
+        </w:rPr>
+        <w:t xml:space="preserve">I reread complete sentences and punctuation.</w:t>
+      </w:r>
+      <w:r>
+        <w:rPr>
+          <w:i/>
+          <w:iCs/>
+          <w:color w:val="5F6F80"/>
+          <w:sz w:val="18"/>
+          <w:szCs w:val="18"/>
+        </w:rPr>
+        <w:br/>
+        <w:t xml:space="preserve">Volví a leer mis oraciones completas y la puntuación.</w:t>
+      </w:r>
+    </w:p>
+    <w:p>
+      <w:pPr>
+        <w:pStyle w:val="Heading1"/>
+        <w:pageBreakBefore/>
+        <w:pBdr>
+          <w:bottom w:val="single" w:color="1FA6A2" w:sz="14" w:space="6"/>
+        </w:pBdr>
+        <w:spacing w:after="140" w:before="0"/>
+      </w:pPr>
+      <w:r>
+        <w:rPr>
+          <w:b/>
+          <w:bCs/>
+          <w:color w:val="12355B"/>
+          <w:sz w:val="30"/>
+          <w:szCs w:val="30"/>
+        </w:rPr>
+        <w:t xml:space="preserve">Worked Example</w:t>
+      </w:r>
+    </w:p>
+    <w:p>
+      <w:pPr>
+        <w:pStyle w:val="Heading2"/>
+        <w:spacing w:after="80" w:before="180"/>
+      </w:pPr>
+      <w:r>
+        <w:rPr>
+          <w:b/>
+          <w:bCs/>
+          <w:color w:val="12355B"/>
+          <w:sz w:val="24"/>
+          <w:szCs w:val="24"/>
+        </w:rPr>
+        <w:t xml:space="preserve">Watch &amp; Read</w:t>
+      </w:r>
+      <w:r>
+        <w:rPr>
+          <w:i/>
+          <w:iCs/>
+          <w:color w:val="1FA6A2"/>
+          <w:sz w:val="19"/>
+          <w:szCs w:val="19"/>
+        </w:rPr>
+        <w:t xml:space="preserve">   I Do — follow along with your teacher</w:t>
+      </w:r>
+    </w:p>
+    <w:tbl>
+      <w:tblPr>
+        <w:tblW w:type="pct" w:w="100%"/>
+        <w:tblBorders>
+          <w:top w:val="single" w:color="1FA6A2" w:sz="8"/>
+          <w:left w:val="single" w:color="1FA6A2" w:sz="8"/>
+          <w:bottom w:val="single" w:color="1FA6A2" w:sz="8"/>
+          <w:right w:val="single" w:color="1FA6A2" w:sz="8"/>
+          <w:insideH w:val="single" w:color="auto" w:sz="4"/>
+          <w:insideV w:val="single" w:color="auto" w:sz="4"/>
+        </w:tblBorders>
+      </w:tblPr>
+      <w:tblGrid>
+        <w:gridCol w:w="100"/>
+      </w:tblGrid>
+      <w:tr>
+        <w:tc>
+          <w:tcPr>
+            <w:shd w:fill="E6F4F3" w:color="auto" w:val="clear"/>
+            <w:tcMar>
+              <w:top w:type="dxa" w:w="120"/>
+              <w:left w:type="dxa" w:w="180"/>
+              <w:bottom w:type="dxa" w:w="120"/>
+              <w:right w:type="dxa" w:w="180"/>
+            </w:tcMar>
+          </w:tcPr>
+          <w:p>
+            <w:pPr>
+              <w:spacing w:after="60"/>
+            </w:pPr>
+            <w:r>
+              <w:rPr>
+                <w:b/>
+                <w:bCs/>
+                <w:color w:val="12355B"/>
+                <w:sz w:val="22"/>
+                <w:szCs w:val="22"/>
+              </w:rPr>
+              <w:t xml:space="preserve">Ranking Treasure Depths</w:t>
+            </w:r>
+          </w:p>
+          <w:p>
+            <w:pPr>
+              <w:spacing w:after="0"/>
+            </w:pPr>
+            <w:r>
+              <w:rPr>
+                <w:sz w:val="21"/>
+                <w:szCs w:val="21"/>
+              </w:rPr>
+              <w:t xml:space="preserve">Captain Vega's crew found treasures at different depths underwater! The deeper the treasure, the more negative the elevation. A gold coin is at -2 meters, a silver crown is at -7 meters, and a ruby ring is at -5 meters. The crew needs to rank them from the shallowest (closest to the surface) to the deepest.</w:t>
+            </w:r>
+          </w:p>
+        </w:tc>
+      </w:tr>
+    </w:tbl>
+    <w:p>
+      <w:pPr>
+        <w:spacing w:after="80"/>
+      </w:pPr>
+      <w:r>
+        <w:t xml:space="preserve"/>
+      </w:r>
+    </w:p>
+    <w:p>
+      <w:pPr>
+        <w:spacing w:after="50" w:before="60"/>
+      </w:pPr>
+      <w:r>
+        <w:rPr>
+          <w:b/>
+          <w:bCs/>
+          <w:color w:val="12355B"/>
+          <w:sz w:val="21"/>
+          <w:szCs w:val="21"/>
+        </w:rPr>
+        <w:t xml:space="preserve">Think about:</w:t>
+      </w:r>
+    </w:p>
+    <w:p>
+      <w:pPr>
+        <w:spacing w:after="40"/>
+        <w:ind w:left="300"/>
+      </w:pPr>
+      <w:r>
+        <w:rPr>
+          <w:sz w:val="20"/>
+          <w:szCs w:val="20"/>
+        </w:rPr>
+        <w:t xml:space="preserve">•  Which treasure is closest to the surface?</w:t>
+      </w:r>
+    </w:p>
+    <w:p>
+      <w:pPr>
+        <w:spacing w:after="40"/>
+        <w:ind w:left="300"/>
+      </w:pPr>
+      <w:r>
+        <w:rPr>
+          <w:sz w:val="20"/>
+          <w:szCs w:val="20"/>
+        </w:rPr>
+        <w:t xml:space="preserve">•  Is -7 greater than or less than -2?</w:t>
+      </w:r>
+    </w:p>
+    <w:p>
+      <w:pPr>
+        <w:spacing w:after="40"/>
+        <w:ind w:left="300"/>
+      </w:pPr>
+      <w:r>
+        <w:rPr>
+          <w:sz w:val="20"/>
+          <w:szCs w:val="20"/>
+        </w:rPr>
+        <w:t xml:space="preserve">•  How does the number line help you compare negative numbers?</w:t>
+      </w:r>
+    </w:p>
+    <w:p>
+      <w:pPr>
+        <w:spacing w:after="40"/>
+        <w:ind w:left="300"/>
+      </w:pPr>
+      <w:r>
+        <w:rPr>
+          <w:sz w:val="20"/>
+          <w:szCs w:val="20"/>
+        </w:rPr>
+        <w:t xml:space="preserve">•  Why does a bigger negative number mean a deeper location?</w:t>
+      </w:r>
+    </w:p>
+    <w:p>
+      <w:pPr>
+        <w:spacing w:after="40"/>
+        <w:ind w:left="300"/>
+      </w:pPr>
+      <w:r>
+        <w:rPr>
+          <w:sz w:val="20"/>
+          <w:szCs w:val="20"/>
+        </w:rPr>
+        <w:t xml:space="preserve">•  What if one treasure was above water — how would you compare it to the underwater ones?</w:t>
+      </w:r>
+    </w:p>
+    <w:p>
+      <w:pPr>
+        <w:pStyle w:val="Heading2"/>
+        <w:spacing w:after="80" w:before="180"/>
+      </w:pPr>
+      <w:r>
+        <w:rPr>
+          <w:b/>
+          <w:bCs/>
+          <w:color w:val="12355B"/>
+          <w:sz w:val="24"/>
+          <w:szCs w:val="24"/>
+        </w:rPr>
+        <w:t xml:space="preserve">Solved Example</w:t>
+      </w:r>
+      <w:r>
+        <w:rPr>
+          <w:i/>
+          <w:iCs/>
+          <w:color w:val="1FA6A2"/>
+          <w:sz w:val="19"/>
+          <w:szCs w:val="19"/>
+        </w:rPr>
+        <w:t xml:space="preserve">   I Do — watch each step</w:t>
+      </w:r>
+    </w:p>
+    <w:p>
+      <w:pPr>
+        <w:keepNext/>
+        <w:spacing w:after="40"/>
+      </w:pPr>
+      <w:r>
+        <w:rPr>
+          <w:b/>
+          <w:bCs/>
+          <w:color w:val="12355B"/>
+          <w:sz w:val="21"/>
+          <w:szCs w:val="21"/>
+        </w:rPr>
+        <w:t xml:space="preserve">Problem:  </w:t>
+      </w:r>
+      <w:r>
+        <w:rPr>
+          <w:sz w:val="21"/>
+          <w:szCs w:val="21"/>
+        </w:rPr>
+        <w:t xml:space="preserve">Which statement is TRUE?</w:t>
+      </w:r>
+    </w:p>
+    <w:p>
+      <w:pPr>
+        <w:spacing w:after="30"/>
+        <w:ind w:left="420"/>
+      </w:pPr>
+      <w:r>
+        <w:rPr>
+          <w:sz w:val="20"/>
+          <w:szCs w:val="20"/>
+        </w:rPr>
+        <w:t xml:space="preserve">A)  -3 &gt; -1</w:t>
+      </w:r>
+    </w:p>
+    <w:p>
+      <w:pPr>
+        <w:spacing w:after="30"/>
+        <w:ind w:left="420"/>
+      </w:pPr>
+      <w:r>
+        <w:rPr>
+          <w:sz w:val="20"/>
+          <w:szCs w:val="20"/>
+        </w:rPr>
+        <w:t xml:space="preserve">B)  -5 &lt; -2</w:t>
+      </w:r>
+    </w:p>
+    <w:p>
+      <w:pPr>
+        <w:spacing w:after="30"/>
+        <w:ind w:left="420"/>
+      </w:pPr>
+      <w:r>
+        <w:rPr>
+          <w:sz w:val="20"/>
+          <w:szCs w:val="20"/>
+        </w:rPr>
+        <w:t xml:space="preserve">C)  -4 &gt; 0</w:t>
+      </w:r>
+    </w:p>
+    <w:p>
+      <w:pPr>
+        <w:spacing w:after="30"/>
+        <w:ind w:left="420"/>
+      </w:pPr>
+      <w:r>
+        <w:rPr>
+          <w:sz w:val="20"/>
+          <w:szCs w:val="20"/>
+        </w:rPr>
+        <w:t xml:space="preserve">D)  -1 &lt; -6</w:t>
+      </w:r>
+    </w:p>
+    <w:p>
+      <w:pPr>
+        <w:spacing w:after="20" w:before="50"/>
+      </w:pPr>
+      <w:r>
+        <w:rPr>
+          <w:b/>
+          <w:bCs/>
+          <w:color w:val="1FA6A2"/>
+          <w:sz w:val="21"/>
+          <w:szCs w:val="21"/>
+        </w:rPr>
+        <w:t xml:space="preserve">Step 1:  </w:t>
+      </w:r>
+      <w:r>
+        <w:rPr>
+          <w:sz w:val="21"/>
+          <w:szCs w:val="21"/>
+        </w:rPr>
+        <w:t xml:space="preserve">-5 is farther to the left on the number line than -2, so -5 &lt; -2 is true.</w:t>
+      </w:r>
+    </w:p>
+    <w:p>
+      <w:pPr>
+        <w:spacing w:after="40" w:before="60"/>
+      </w:pPr>
+      <w:r>
+        <w:rPr>
+          <w:b/>
+          <w:bCs/>
+          <w:color w:val="12355B"/>
+          <w:sz w:val="21"/>
+          <w:szCs w:val="21"/>
+        </w:rPr>
+        <w:t xml:space="preserve">Answer:  </w:t>
+      </w:r>
+      <w:r>
+        <w:rPr>
+          <w:b/>
+          <w:bCs/>
+          <w:sz w:val="21"/>
+          <w:szCs w:val="21"/>
+        </w:rPr>
+        <w:t xml:space="preserve">B. -5 &lt; -2</w:t>
+      </w:r>
+    </w:p>
+    <w:p>
+      <w:pPr>
+        <w:pStyle w:val="Heading1"/>
+        <w:pageBreakBefore/>
+        <w:pBdr>
+          <w:bottom w:val="single" w:color="1FA6A2" w:sz="14" w:space="6"/>
+        </w:pBdr>
+        <w:spacing w:after="140" w:before="0"/>
+      </w:pPr>
+      <w:r>
+        <w:rPr>
+          <w:b/>
+          <w:bCs/>
+          <w:color w:val="12355B"/>
+          <w:sz w:val="30"/>
+          <w:szCs w:val="30"/>
+        </w:rPr>
+        <w:t xml:space="preserve">Guided Practice</w:t>
+      </w:r>
+    </w:p>
+    <w:p>
+      <w:pPr>
+        <w:pStyle w:val="Heading2"/>
+        <w:spacing w:after="80" w:before="180"/>
+      </w:pPr>
+      <w:r>
+        <w:rPr>
+          <w:b/>
+          <w:bCs/>
+          <w:color w:val="12355B"/>
+          <w:sz w:val="24"/>
+          <w:szCs w:val="24"/>
+        </w:rPr>
+        <w:t xml:space="preserve">Solve Together</w:t>
+      </w:r>
+      <w:r>
+        <w:rPr>
+          <w:i/>
+          <w:iCs/>
+          <w:color w:val="6B4FA0"/>
+          <w:sz w:val="19"/>
+          <w:szCs w:val="19"/>
+        </w:rPr>
+        <w:t xml:space="preserve">   We Do — work with your class</w:t>
+      </w:r>
+    </w:p>
+    <w:p>
+      <w:pPr>
+        <w:keepNext/>
+        <w:spacing w:after="40" w:before="40"/>
+      </w:pPr>
+      <w:r>
+        <w:rPr>
+          <w:b/>
+          <w:bCs/>
+          <w:color w:val="12355B"/>
+          <w:sz w:val="21"/>
+          <w:szCs w:val="21"/>
+        </w:rPr>
+        <w:t xml:space="preserve">Problem:  </w:t>
+      </w:r>
+      <w:r>
+        <w:rPr>
+          <w:sz w:val="21"/>
+          <w:szCs w:val="21"/>
+        </w:rPr>
+        <w:t xml:space="preserve">Which integer is the LEAST: -3, 5, -8, 2, 0?</w:t>
+      </w:r>
+    </w:p>
+    <w:p>
+      <w:pPr>
+        <w:spacing w:after="30"/>
+        <w:ind w:left="420"/>
+      </w:pPr>
+      <w:r>
+        <w:rPr>
+          <w:sz w:val="20"/>
+          <w:szCs w:val="20"/>
+        </w:rPr>
+        <w:t xml:space="preserve">A)  -8</w:t>
+      </w:r>
+    </w:p>
+    <w:p>
+      <w:pPr>
+        <w:spacing w:after="30"/>
+        <w:ind w:left="420"/>
+      </w:pPr>
+      <w:r>
+        <w:rPr>
+          <w:sz w:val="20"/>
+          <w:szCs w:val="20"/>
+        </w:rPr>
+        <w:t xml:space="preserve">B)  -3</w:t>
+      </w:r>
+    </w:p>
+    <w:p>
+      <w:pPr>
+        <w:spacing w:after="30"/>
+        <w:ind w:left="420"/>
+      </w:pPr>
+      <w:r>
+        <w:rPr>
+          <w:sz w:val="20"/>
+          <w:szCs w:val="20"/>
+        </w:rPr>
+        <w:t xml:space="preserve">C)  0</w:t>
+      </w:r>
+    </w:p>
+    <w:p>
+      <w:pPr>
+        <w:spacing w:after="30"/>
+        <w:ind w:left="420"/>
+      </w:pPr>
+      <w:r>
+        <w:rPr>
+          <w:sz w:val="20"/>
+          <w:szCs w:val="20"/>
+        </w:rPr>
+        <w:t xml:space="preserve">D)  5</w:t>
+      </w:r>
+    </w:p>
+    <w:p>
+      <w:pPr>
+        <w:keepNext/>
+        <w:spacing w:after="0" w:before="50"/>
+      </w:pPr>
+      <w:r>
+        <w:rPr>
+          <w:b/>
+          <w:bCs/>
+          <w:color w:val="6B4FA0"/>
+          <w:sz w:val="21"/>
+          <w:szCs w:val="21"/>
+        </w:rPr>
+        <w:t xml:space="preserve">Step 1:</w:t>
+      </w:r>
+    </w:p>
+    <w:p>
+      <w:pPr>
+        <w:pBdr>
+          <w:bottom w:val="single" w:color="AFBECC" w:sz="6"/>
+        </w:pBdr>
+        <w:spacing w:after="30" w:before="150"/>
+      </w:pPr>
+      <w:r>
+        <w:t xml:space="preserve"/>
+      </w:r>
+    </w:p>
+    <w:p>
+      <w:pPr>
+        <w:keepNext/>
+        <w:spacing w:after="0" w:before="50"/>
+      </w:pPr>
+      <w:r>
+        <w:rPr>
+          <w:b/>
+          <w:bCs/>
+          <w:color w:val="6B4FA0"/>
+          <w:sz w:val="21"/>
+          <w:szCs w:val="21"/>
+        </w:rPr>
+        <w:t xml:space="preserve">Step 2:</w:t>
+      </w:r>
+    </w:p>
+    <w:p>
+      <w:pPr>
+        <w:pBdr>
+          <w:bottom w:val="single" w:color="AFBECC" w:sz="6"/>
+        </w:pBdr>
+        <w:spacing w:after="30" w:before="150"/>
+      </w:pPr>
+      <w:r>
+        <w:t xml:space="preserve"/>
+      </w:r>
+    </w:p>
+    <w:p>
+      <w:pPr>
+        <w:keepNext/>
+        <w:spacing w:after="0" w:before="60"/>
+      </w:pPr>
+      <w:r>
+        <w:rPr>
+          <w:b/>
+          <w:bCs/>
+          <w:color w:val="12355B"/>
+          <w:sz w:val="21"/>
+          <w:szCs w:val="21"/>
+        </w:rPr>
+        <w:t xml:space="preserve">Answer:</w:t>
+      </w:r>
+    </w:p>
+    <w:p>
+      <w:pPr>
+        <w:pBdr>
+          <w:bottom w:val="single" w:color="AFBECC" w:sz="6"/>
+        </w:pBdr>
+        <w:spacing w:after="30" w:before="150"/>
+      </w:pPr>
+      <w:r>
+        <w:t xml:space="preserve"/>
+      </w:r>
+    </w:p>
+    <w:p>
+      <w:pPr>
+        <w:spacing w:after="80"/>
+      </w:pPr>
+      <w:r>
+        <w:t xml:space="preserve"/>
+      </w:r>
+    </w:p>
+    <w:tbl>
+      <w:tblPr>
+        <w:tblW w:type="pct" w:w="100%"/>
+        <w:tblBorders>
+          <w:top w:val="single" w:color="BBD0DE" w:sz="8"/>
+          <w:left w:val="single" w:color="BBD0DE" w:sz="8"/>
+          <w:bottom w:val="single" w:color="BBD0DE" w:sz="8"/>
+          <w:right w:val="single" w:color="BBD0DE" w:sz="8"/>
+          <w:insideH w:val="single" w:color="auto" w:sz="4"/>
+          <w:insideV w:val="single" w:color="auto" w:sz="4"/>
+        </w:tblBorders>
+      </w:tblPr>
+      <w:tblGrid>
+        <w:gridCol w:w="100"/>
+      </w:tblGrid>
+      <w:tr>
+        <w:tc>
+          <w:tcPr>
+            <w:shd w:fill="EEF4F8" w:color="auto" w:val="clear"/>
+            <w:tcMar>
+              <w:top w:type="dxa" w:w="120"/>
+              <w:left w:type="dxa" w:w="180"/>
+              <w:bottom w:type="dxa" w:w="120"/>
+              <w:right w:type="dxa" w:w="180"/>
+            </w:tcMar>
+          </w:tcPr>
+          <w:p>
+            <w:pPr>
               <w:spacing w:after="60"/>
             </w:pPr>
             <w:r>
@@ -3642,6 +4938,97 @@
           <w:szCs w:val="19"/>
         </w:rPr>
         <w:t xml:space="preserve">  — -5 is the smallest (farthest left on the number line), then -2, then 0, then 3, then 7. The correct order from least to greatest is -5, -2, 0, 3, 7.</w:t>
+      </w:r>
+    </w:p>
+    <w:p>
+      <w:pPr>
+        <w:pStyle w:val="Heading2"/>
+        <w:spacing w:after="80" w:before="180"/>
+      </w:pPr>
+      <w:r>
+        <w:rPr>
+          <w:b/>
+          <w:bCs/>
+          <w:color w:val="12355B"/>
+          <w:sz w:val="24"/>
+          <w:szCs w:val="24"/>
+        </w:rPr>
+        <w:t xml:space="preserve">Math Writing Criteria</w:t>
+      </w:r>
+    </w:p>
+    <w:p>
+      <w:pPr>
+        <w:spacing w:after="100"/>
+      </w:pPr>
+      <w:r>
+        <w:rPr>
+          <w:i/>
+          <w:iCs/>
+          <w:color w:val="5F6F80"/>
+          <w:sz w:val="19"/>
+          <w:szCs w:val="19"/>
+        </w:rPr>
+        <w:t xml:space="preserve">The support level changes the amount of language scaffolding, not the mathematical expectation.</w:t>
+      </w:r>
+    </w:p>
+    <w:p>
+      <w:pPr>
+        <w:spacing w:after="80"/>
+      </w:pPr>
+      <w:r>
+        <w:rPr>
+          <w:sz w:val="20"/>
+          <w:szCs w:val="20"/>
+        </w:rPr>
+        <w:t xml:space="preserve">☐  I answered the question.</w:t>
+      </w:r>
+    </w:p>
+    <w:p>
+      <w:pPr>
+        <w:spacing w:after="80"/>
+      </w:pPr>
+      <w:r>
+        <w:rPr>
+          <w:sz w:val="20"/>
+          <w:szCs w:val="20"/>
+        </w:rPr>
+        <w:t xml:space="preserve">☐  I used math evidence: numbers, an equation, a model, or a comparison.</w:t>
+      </w:r>
+    </w:p>
+    <w:p>
+      <w:pPr>
+        <w:spacing w:after="80"/>
+      </w:pPr>
+      <w:r>
+        <w:rPr>
+          <w:sz w:val="20"/>
+          <w:szCs w:val="20"/>
+        </w:rPr>
+        <w:t xml:space="preserve">☐  I explained how the evidence proves my answer.</w:t>
+      </w:r>
+    </w:p>
+    <w:p>
+      <w:pPr>
+        <w:spacing w:after="80"/>
+      </w:pPr>
+      <w:r>
+        <w:rPr>
+          <w:sz w:val="20"/>
+          <w:szCs w:val="20"/>
+        </w:rPr>
+        <w:t xml:space="preserve">☐  I used at least two math words.</w:t>
+      </w:r>
+    </w:p>
+    <w:p>
+      <w:pPr>
+        <w:spacing w:after="80"/>
+      </w:pPr>
+      <w:r>
+        <w:rPr>
+          <w:sz w:val="20"/>
+          <w:szCs w:val="20"/>
+        </w:rPr>
+        <w:t xml:space="preserve">☐  I reread complete sentences and punctuation.</w:t>
       </w:r>
     </w:p>
     <w:sectPr>

--- a/lessons/9-3/downloads/9-3-notes-teacher.docx
+++ b/lessons/9-3/downloads/9-3-notes-teacher.docx
@@ -366,7 +366,7 @@
           </w:p>
           <w:p>
             <w:pPr>
-              <w:spacing w:after="0"/>
+              <w:spacing w:after="40"/>
             </w:pPr>
             <w:r>
               <w:rPr>
@@ -374,6 +374,31 @@
                 <w:szCs w:val="21"/>
               </w:rPr>
               <w:t xml:space="preserve">A mathematical sentence with an equals sign that shows two amounts are the same.</w:t>
+            </w:r>
+          </w:p>
+          <w:p>
+            <w:pPr>
+              <w:spacing w:after="0"/>
+            </w:pPr>
+            <w:r>
+              <w:rPr>
+                <w:b/>
+                <w:bCs/>
+                <w:color w:val="1FA6A2"/>
+                <w:sz w:val="18"/>
+                <w:szCs w:val="18"/>
+              </w:rPr>
+              <w:t xml:space="preserve">Example:  </w:t>
+            </w:r>
+            <w:r>
+              <w:rPr>
+                <w:i/>
+                <w:iCs/>
+                <w:color w:val="5F6F80"/>
+                <w:sz w:val="18"/>
+                <w:szCs w:val="18"/>
+              </w:rPr>
+              <w:t xml:space="preserve">c = 24.95m means the total cost equals $24.95 times the number of months</w:t>
             </w:r>
           </w:p>
         </w:tc>
@@ -495,7 +520,7 @@
           </w:p>
           <w:p>
             <w:pPr>
-              <w:spacing w:after="0"/>
+              <w:spacing w:after="40"/>
             </w:pPr>
             <w:r>
               <w:rPr>
@@ -503,6 +528,31 @@
                 <w:szCs w:val="21"/>
               </w:rPr>
               <w:t xml:space="preserve">A letter that represents a quantity that can change, or vary.</w:t>
+            </w:r>
+          </w:p>
+          <w:p>
+            <w:pPr>
+              <w:spacing w:after="0"/>
+            </w:pPr>
+            <w:r>
+              <w:rPr>
+                <w:b/>
+                <w:bCs/>
+                <w:color w:val="1FA6A2"/>
+                <w:sz w:val="18"/>
+                <w:szCs w:val="18"/>
+              </w:rPr>
+              <w:t xml:space="preserve">Example:  </w:t>
+            </w:r>
+            <w:r>
+              <w:rPr>
+                <w:i/>
+                <w:iCs/>
+                <w:color w:val="5F6F80"/>
+                <w:sz w:val="18"/>
+                <w:szCs w:val="18"/>
+              </w:rPr>
+              <w:t xml:space="preserve">In c = 24.95m, the m can be 1, 2, or 12 — it varies.</w:t>
             </w:r>
           </w:p>
         </w:tc>
@@ -624,7 +674,7 @@
           </w:p>
           <w:p>
             <w:pPr>
-              <w:spacing w:after="0"/>
+              <w:spacing w:after="40"/>
             </w:pPr>
             <w:r>
               <w:rPr>
@@ -632,6 +682,31 @@
                 <w:szCs w:val="21"/>
               </w:rPr>
               <w:t xml:space="preserve">A fixed amount of one quantity for every one unit of the other quantity.</w:t>
+            </w:r>
+          </w:p>
+          <w:p>
+            <w:pPr>
+              <w:spacing w:after="0"/>
+            </w:pPr>
+            <w:r>
+              <w:rPr>
+                <w:b/>
+                <w:bCs/>
+                <w:color w:val="1FA6A2"/>
+                <w:sz w:val="18"/>
+                <w:szCs w:val="18"/>
+              </w:rPr>
+              <w:t xml:space="preserve">Example:  </w:t>
+            </w:r>
+            <w:r>
+              <w:rPr>
+                <w:i/>
+                <w:iCs/>
+                <w:color w:val="5F6F80"/>
+                <w:sz w:val="18"/>
+                <w:szCs w:val="18"/>
+              </w:rPr>
+              <w:t xml:space="preserve">$24.95 for every 1 month — the amount attached to one unit.</w:t>
             </w:r>
           </w:p>
         </w:tc>
@@ -753,7 +828,7 @@
           </w:p>
           <w:p>
             <w:pPr>
-              <w:spacing w:after="0"/>
+              <w:spacing w:after="40"/>
             </w:pPr>
             <w:r>
               <w:rPr>
@@ -761,6 +836,31 @@
                 <w:szCs w:val="21"/>
               </w:rPr>
               <w:t xml:space="preserve">To show a relationship using a tool such as a table, a graph, or an equation.</w:t>
+            </w:r>
+          </w:p>
+          <w:p>
+            <w:pPr>
+              <w:spacing w:after="0"/>
+            </w:pPr>
+            <w:r>
+              <w:rPr>
+                <w:b/>
+                <w:bCs/>
+                <w:color w:val="1FA6A2"/>
+                <w:sz w:val="18"/>
+                <w:szCs w:val="18"/>
+              </w:rPr>
+              <w:t xml:space="preserve">Example:  </w:t>
+            </w:r>
+            <w:r>
+              <w:rPr>
+                <w:i/>
+                <w:iCs/>
+                <w:color w:val="5F6F80"/>
+                <w:sz w:val="18"/>
+                <w:szCs w:val="18"/>
+              </w:rPr>
+              <w:t xml:space="preserve">The same membership shown as a table, a graph, AND c = 24.95m.</w:t>
             </w:r>
           </w:p>
         </w:tc>
@@ -821,7 +921,7 @@
                           </pic:cNvPicPr>
                         </pic:nvPicPr>
                         <pic:blipFill>
-                          <a:blip r:embed="rId12" cstate="none"/>
+                          <a:blip r:embed="rId10" cstate="none"/>
                           <a:srcRect/>
                           <a:stretch>
                             <a:fillRect/>
@@ -882,7 +982,7 @@
           </w:p>
           <w:p>
             <w:pPr>
-              <w:spacing w:after="0"/>
+              <w:spacing w:after="40"/>
             </w:pPr>
             <w:r>
               <w:rPr>
@@ -890,6 +990,31 @@
                 <w:szCs w:val="21"/>
               </w:rPr>
               <w:t xml:space="preserve">To state exactly what quantity each letter in an equation stands for.</w:t>
+            </w:r>
+          </w:p>
+          <w:p>
+            <w:pPr>
+              <w:spacing w:after="0"/>
+            </w:pPr>
+            <w:r>
+              <w:rPr>
+                <w:b/>
+                <w:bCs/>
+                <w:color w:val="1FA6A2"/>
+                <w:sz w:val="18"/>
+                <w:szCs w:val="18"/>
+              </w:rPr>
+              <w:t xml:space="preserve">Example:  </w:t>
+            </w:r>
+            <w:r>
+              <w:rPr>
+                <w:i/>
+                <w:iCs/>
+                <w:color w:val="5F6F80"/>
+                <w:sz w:val="18"/>
+                <w:szCs w:val="18"/>
+              </w:rPr>
+              <w:t xml:space="preserve">“Let m = months and c = total cost” — written before you solve.</w:t>
             </w:r>
           </w:p>
         </w:tc>
@@ -1014,7 +1139,7 @@
           <w:sz w:val="22"/>
           <w:szCs w:val="22"/>
         </w:rPr>
-        <w:t xml:space="preserve">__________  —  A mathematical sentence with an equals sign that shows two amounts are the same.</w:t>
+        <w:t xml:space="preserve">A mathematical sentence with an equals sign is an ___.</w:t>
       </w:r>
     </w:p>
     <w:p>
@@ -1036,7 +1161,7 @@
           <w:sz w:val="22"/>
           <w:szCs w:val="22"/>
         </w:rPr>
-        <w:t xml:space="preserve">__________  —  A letter that represents a quantity that can change, or vary.</w:t>
+        <w:t xml:space="preserve">A letter standing for a quantity that can change is a ___.</w:t>
       </w:r>
     </w:p>
     <w:p>
@@ -1058,7 +1183,7 @@
           <w:sz w:val="22"/>
           <w:szCs w:val="22"/>
         </w:rPr>
-        <w:t xml:space="preserve">__________  —  A fixed amount of one quantity for every one unit of the other quantity.</w:t>
+        <w:t xml:space="preserve">A fixed amount of one quantity for every one unit of the other is a ___.</w:t>
       </w:r>
     </w:p>
     <w:p>
@@ -1080,7 +1205,7 @@
           <w:sz w:val="22"/>
           <w:szCs w:val="22"/>
         </w:rPr>
-        <w:t xml:space="preserve">__________  —  To show a relationship using a tool such as a table, a graph, or an equation.</w:t>
+        <w:t xml:space="preserve">To show a relationship with a table, graph, or equation is to ___ it.</w:t>
       </w:r>
     </w:p>
     <w:p>
@@ -1102,7 +1227,7 @@
           <w:sz w:val="22"/>
           <w:szCs w:val="22"/>
         </w:rPr>
-        <w:t xml:space="preserve">__________  —  To state exactly what quantity each letter in an equation stands for.</w:t>
+        <w:t xml:space="preserve">To state what each letter stands for is to ___ ___ ___.</w:t>
       </w:r>
     </w:p>
     <w:p>

--- a/lessons/9-3/downloads/9-3-notes-teacher.docx
+++ b/lessons/9-3/downloads/9-3-notes-teacher.docx
@@ -219,10 +219,12 @@
     <w:p>
       <w:pPr>
         <w:pStyle w:val="Heading1"/>
+        <w:keepNext/>
+        <w:keepLines/>
         <w:pBdr>
           <w:bottom w:val="single" w:color="1FA6A2" w:sz="14" w:space="6"/>
         </w:pBdr>
-        <w:spacing w:after="140" w:before="260"/>
+        <w:spacing w:after="140" w:before="300"/>
       </w:pPr>
       <w:r>
         <w:rPr>
@@ -1023,10 +1025,12 @@
     <w:p>
       <w:pPr>
         <w:pStyle w:val="Heading1"/>
+        <w:keepNext/>
+        <w:keepLines/>
         <w:pBdr>
           <w:bottom w:val="single" w:color="1FA6A2" w:sz="14" w:space="6"/>
         </w:pBdr>
-        <w:spacing w:after="140" w:before="260"/>
+        <w:spacing w:after="140" w:before="300"/>
       </w:pPr>
       <w:r>
         <w:rPr>
@@ -1122,7 +1126,8 @@
     </w:p>
     <w:p>
       <w:pPr>
-        <w:spacing w:after="120" w:before="80"/>
+        <w:keepLines/>
+        <w:spacing w:after="260" w:before="200"/>
       </w:pPr>
       <w:r>
         <w:rPr>
@@ -1139,34 +1144,27 @@
           <w:sz w:val="22"/>
           <w:szCs w:val="22"/>
         </w:rPr>
-        <w:t xml:space="preserve">A mathematical sentence with an equals sign is an ___.</w:t>
-      </w:r>
-    </w:p>
-    <w:p>
-      <w:pPr>
-        <w:spacing w:after="120" w:before="80"/>
-      </w:pPr>
-      <w:r>
-        <w:rPr>
-          <w:b/>
-          <w:bCs/>
-          <w:color w:val="12355B"/>
+        <w:t xml:space="preserve">A mathematical sentence with an equals sign is an </w:t>
+      </w:r>
+      <w:r>
+        <w:rPr>
           <w:sz w:val="22"/>
           <w:szCs w:val="22"/>
         </w:rPr>
-        <w:t xml:space="preserve">2.  </w:t>
+        <w:t xml:space="preserve">________________</w:t>
       </w:r>
       <w:r>
         <w:rPr>
           <w:sz w:val="22"/>
           <w:szCs w:val="22"/>
         </w:rPr>
-        <w:t xml:space="preserve">A letter standing for a quantity that can change is a ___.</w:t>
-      </w:r>
-    </w:p>
-    <w:p>
-      <w:pPr>
-        <w:spacing w:after="120" w:before="80"/>
+        <w:t xml:space="preserve">.</w:t>
+      </w:r>
+    </w:p>
+    <w:p>
+      <w:pPr>
+        <w:keepLines/>
+        <w:spacing w:after="260" w:before="200"/>
       </w:pPr>
       <w:r>
         <w:rPr>
@@ -1176,41 +1174,34 @@
           <w:sz w:val="22"/>
           <w:szCs w:val="22"/>
         </w:rPr>
-        <w:t xml:space="preserve">3.  </w:t>
+        <w:t xml:space="preserve">2.  </w:t>
       </w:r>
       <w:r>
         <w:rPr>
           <w:sz w:val="22"/>
           <w:szCs w:val="22"/>
         </w:rPr>
-        <w:t xml:space="preserve">A fixed amount of one quantity for every one unit of the other is a ___.</w:t>
-      </w:r>
-    </w:p>
-    <w:p>
-      <w:pPr>
-        <w:spacing w:after="120" w:before="80"/>
-      </w:pPr>
-      <w:r>
-        <w:rPr>
-          <w:b/>
-          <w:bCs/>
-          <w:color w:val="12355B"/>
+        <w:t xml:space="preserve">A letter standing for a quantity that can change is a </w:t>
+      </w:r>
+      <w:r>
+        <w:rPr>
           <w:sz w:val="22"/>
           <w:szCs w:val="22"/>
         </w:rPr>
-        <w:t xml:space="preserve">4.  </w:t>
+        <w:t xml:space="preserve">________________</w:t>
       </w:r>
       <w:r>
         <w:rPr>
           <w:sz w:val="22"/>
           <w:szCs w:val="22"/>
         </w:rPr>
-        <w:t xml:space="preserve">To show a relationship with a table, graph, or equation is to ___ it.</w:t>
-      </w:r>
-    </w:p>
-    <w:p>
-      <w:pPr>
-        <w:spacing w:after="120" w:before="80"/>
+        <w:t xml:space="preserve">.</w:t>
+      </w:r>
+    </w:p>
+    <w:p>
+      <w:pPr>
+        <w:keepLines/>
+        <w:spacing w:after="260" w:before="200"/>
       </w:pPr>
       <w:r>
         <w:rPr>
@@ -1220,24 +1211,141 @@
           <w:sz w:val="22"/>
           <w:szCs w:val="22"/>
         </w:rPr>
-        <w:t xml:space="preserve">5.  </w:t>
+        <w:t xml:space="preserve">3.  </w:t>
       </w:r>
       <w:r>
         <w:rPr>
           <w:sz w:val="22"/>
           <w:szCs w:val="22"/>
         </w:rPr>
-        <w:t xml:space="preserve">To state what each letter stands for is to ___ ___ ___.</w:t>
+        <w:t xml:space="preserve">A fixed amount of one quantity for every one unit of the other is a </w:t>
+      </w:r>
+      <w:r>
+        <w:rPr>
+          <w:sz w:val="22"/>
+          <w:szCs w:val="22"/>
+        </w:rPr>
+        <w:t xml:space="preserve">________________</w:t>
+      </w:r>
+      <w:r>
+        <w:rPr>
+          <w:sz w:val="22"/>
+          <w:szCs w:val="22"/>
+        </w:rPr>
+        <w:t xml:space="preserve">.</w:t>
+      </w:r>
+    </w:p>
+    <w:p>
+      <w:pPr>
+        <w:keepLines/>
+        <w:spacing w:after="260" w:before="200"/>
+      </w:pPr>
+      <w:r>
+        <w:rPr>
+          <w:b/>
+          <w:bCs/>
+          <w:color w:val="12355B"/>
+          <w:sz w:val="22"/>
+          <w:szCs w:val="22"/>
+        </w:rPr>
+        <w:t xml:space="preserve">4.  </w:t>
+      </w:r>
+      <w:r>
+        <w:rPr>
+          <w:sz w:val="22"/>
+          <w:szCs w:val="22"/>
+        </w:rPr>
+        <w:t xml:space="preserve">To show a relationship with a table, graph, or equation is to </w:t>
+      </w:r>
+      <w:r>
+        <w:rPr>
+          <w:sz w:val="22"/>
+          <w:szCs w:val="22"/>
+        </w:rPr>
+        <w:t xml:space="preserve">________________</w:t>
+      </w:r>
+      <w:r>
+        <w:rPr>
+          <w:sz w:val="22"/>
+          <w:szCs w:val="22"/>
+        </w:rPr>
+        <w:t xml:space="preserve"> it.</w:t>
+      </w:r>
+    </w:p>
+    <w:p>
+      <w:pPr>
+        <w:keepLines/>
+        <w:spacing w:after="260" w:before="200"/>
+      </w:pPr>
+      <w:r>
+        <w:rPr>
+          <w:b/>
+          <w:bCs/>
+          <w:color w:val="12355B"/>
+          <w:sz w:val="22"/>
+          <w:szCs w:val="22"/>
+        </w:rPr>
+        <w:t xml:space="preserve">5.  </w:t>
+      </w:r>
+      <w:r>
+        <w:rPr>
+          <w:sz w:val="22"/>
+          <w:szCs w:val="22"/>
+        </w:rPr>
+        <w:t xml:space="preserve">To state what each letter stands for is to </w:t>
+      </w:r>
+      <w:r>
+        <w:rPr>
+          <w:sz w:val="22"/>
+          <w:szCs w:val="22"/>
+        </w:rPr>
+        <w:t xml:space="preserve">________________</w:t>
+      </w:r>
+      <w:r>
+        <w:rPr>
+          <w:sz w:val="22"/>
+          <w:szCs w:val="22"/>
+        </w:rPr>
+        <w:t xml:space="preserve"> </w:t>
+      </w:r>
+      <w:r>
+        <w:rPr>
+          <w:sz w:val="22"/>
+          <w:szCs w:val="22"/>
+        </w:rPr>
+        <w:t xml:space="preserve">________________</w:t>
+      </w:r>
+      <w:r>
+        <w:rPr>
+          <w:sz w:val="22"/>
+          <w:szCs w:val="22"/>
+        </w:rPr>
+        <w:t xml:space="preserve"> </w:t>
+      </w:r>
+      <w:r>
+        <w:rPr>
+          <w:sz w:val="22"/>
+          <w:szCs w:val="22"/>
+        </w:rPr>
+        <w:t xml:space="preserve">________________</w:t>
+      </w:r>
+      <w:r>
+        <w:rPr>
+          <w:sz w:val="22"/>
+          <w:szCs w:val="22"/>
+        </w:rPr>
+        <w:t xml:space="preserve">.</w:t>
       </w:r>
     </w:p>
     <w:p>
       <w:pPr>
         <w:pStyle w:val="Heading1"/>
-        <w:pageBreakBefore/>
+        <w:keepNext/>
+        <w:keepLines/>
         <w:pBdr>
           <w:bottom w:val="single" w:color="1FA6A2" w:sz="14" w:space="6"/>
         </w:pBdr>
-        <w:spacing w:after="140" w:before="0"/>
+        <w:spacing w:after="140" w:before="300"/>
       </w:pPr>
       <w:r>
         <w:rPr>
@@ -2518,11 +2626,12 @@
     <w:p>
       <w:pPr>
         <w:pStyle w:val="Heading1"/>
-        <w:pageBreakBefore/>
+        <w:keepNext/>
+        <w:keepLines/>
         <w:pBdr>
           <w:bottom w:val="single" w:color="1FA6A2" w:sz="14" w:space="6"/>
         </w:pBdr>
-        <w:spacing w:after="140" w:before="0"/>
+        <w:spacing w:after="140" w:before="300"/>
       </w:pPr>
       <w:r>
         <w:rPr>
@@ -2775,11 +2884,12 @@
     <w:p>
       <w:pPr>
         <w:pStyle w:val="Heading1"/>
-        <w:pageBreakBefore/>
+        <w:keepNext/>
+        <w:keepLines/>
         <w:pBdr>
           <w:bottom w:val="single" w:color="1FA6A2" w:sz="14" w:space="6"/>
         </w:pBdr>
-        <w:spacing w:after="140" w:before="0"/>
+        <w:spacing w:after="140" w:before="300"/>
       </w:pPr>
       <w:r>
         <w:rPr>
@@ -3500,11 +3610,12 @@
     <w:p>
       <w:pPr>
         <w:pStyle w:val="Heading1"/>
-        <w:pageBreakBefore/>
+        <w:keepNext/>
+        <w:keepLines/>
         <w:pBdr>
           <w:bottom w:val="single" w:color="1FA6A2" w:sz="14" w:space="6"/>
         </w:pBdr>
-        <w:spacing w:after="140" w:before="0"/>
+        <w:spacing w:after="140" w:before="300"/>
       </w:pPr>
       <w:r>
         <w:rPr>
@@ -4393,11 +4504,12 @@
     <w:p>
       <w:pPr>
         <w:pStyle w:val="Heading1"/>
-        <w:pageBreakBefore/>
+        <w:keepNext/>
+        <w:keepLines/>
         <w:pBdr>
           <w:bottom w:val="single" w:color="1FA6A2" w:sz="14" w:space="6"/>
         </w:pBdr>
-        <w:spacing w:after="140" w:before="0"/>
+        <w:spacing w:after="140" w:before="300"/>
       </w:pPr>
       <w:r>
         <w:rPr>
@@ -4510,6 +4622,8 @@
     <w:p>
       <w:pPr>
         <w:pStyle w:val="Heading1"/>
+        <w:keepNext/>
+        <w:keepLines/>
         <w:pageBreakBefore/>
         <w:pBdr>
           <w:bottom w:val="single" w:color="1FA6A2" w:sz="14" w:space="6"/>

--- a/lessons/9-3/downloads/9-3-notes-teacher.docx
+++ b/lessons/9-3/downloads/9-3-notes-teacher.docx
@@ -1358,47 +1358,6 @@
         <w:t xml:space="preserve">Write About the Math</w:t>
       </w:r>
     </w:p>
-    <w:p>
-      <w:pPr>
-        <w:spacing w:after="100"/>
-      </w:pPr>
-      <w:r>
-        <w:rPr>
-          <w:i/>
-          <w:iCs/>
-          <w:color w:val="5F6F80"/>
-          <w:sz w:val="19"/>
-          <w:szCs w:val="19"/>
-        </w:rPr>
-        <w:t xml:space="preserve">Use the support level you need. Every level answers the same math question.</w:t>
-      </w:r>
-    </w:p>
-    <w:p>
-      <w:pPr>
-        <w:pStyle w:val="Heading2"/>
-        <w:spacing w:after="80" w:before="180"/>
-      </w:pPr>
-      <w:r>
-        <w:rPr>
-          <w:b/>
-          <w:bCs/>
-          <w:color w:val="12355B"/>
-          <w:sz w:val="24"/>
-          <w:szCs w:val="24"/>
-        </w:rPr>
-        <w:t xml:space="preserve">1. Understand the Question</w:t>
-      </w:r>
-      <w:r>
-        <w:rPr>
-          <w:i/>
-          <w:iCs/>
-          <w:color w:val="B97A12"/>
-          <w:sz w:val="19"/>
-          <w:szCs w:val="19"/>
-        </w:rPr>
-        <w:t xml:space="preserve">   explain</w:t>
-      </w:r>
-    </w:p>
     <w:tbl>
       <w:tblPr>
         <w:tblW w:type="pct" w:w="100%"/>
@@ -1437,344 +1396,6 @@
               </w:rPr>
               <w:t xml:space="preserve">Would you recommend that Diamond purchase or stream songs from the online music service?</w:t>
             </w:r>
-          </w:p>
-          <w:p>
-            <w:pPr>
-              <w:spacing w:after="0"/>
-            </w:pPr>
-            <w:r>
-              <w:rPr>
-                <w:b/>
-                <w:bCs/>
-                <w:color w:val="12355B"/>
-                <w:sz w:val="20"/>
-                <w:szCs w:val="20"/>
-              </w:rPr>
-              <w:t xml:space="preserve">Your job:  </w:t>
-            </w:r>
-            <w:r>
-              <w:rPr>
-                <w:sz w:val="20"/>
-                <w:szCs w:val="20"/>
-              </w:rPr>
-              <w:t xml:space="preserve">Answer the question. Use math evidence. Explain how the evidence proves your answer.</w:t>
-            </w:r>
-            <w:r>
-              <w:rPr>
-                <w:i/>
-                <w:iCs/>
-                <w:color w:val="5F6F80"/>
-                <w:sz w:val="18"/>
-                <w:szCs w:val="18"/>
-              </w:rPr>
-              <w:br/>
-              <w:t xml:space="preserve">Responde la pregunta. Usa evidencia matemática. Explica cómo la evidencia demuestra tu respuesta.</w:t>
-            </w:r>
-          </w:p>
-        </w:tc>
-      </w:tr>
-    </w:tbl>
-    <w:p>
-      <w:pPr>
-        <w:pStyle w:val="Heading2"/>
-        <w:spacing w:after="80" w:before="180"/>
-      </w:pPr>
-      <w:r>
-        <w:rPr>
-          <w:b/>
-          <w:bCs/>
-          <w:color w:val="12355B"/>
-          <w:sz w:val="24"/>
-          <w:szCs w:val="24"/>
-        </w:rPr>
-        <w:t xml:space="preserve">2. Plan Your Math Words</w:t>
-      </w:r>
-      <w:r>
-        <w:rPr>
-          <w:i/>
-          <w:iCs/>
-          <w:color w:val="1FA6A2"/>
-          <w:sz w:val="19"/>
-          <w:szCs w:val="19"/>
-        </w:rPr>
-        <w:t xml:space="preserve">   check at least two</w:t>
-      </w:r>
-    </w:p>
-    <w:p>
-      <w:pPr>
-        <w:spacing w:after="60"/>
-      </w:pPr>
-      <w:r>
-        <w:rPr>
-          <w:b/>
-          <w:bCs/>
-          <w:color w:val="1FA6A2"/>
-          <w:sz w:val="22"/>
-          <w:szCs w:val="22"/>
-        </w:rPr>
-        <w:t xml:space="preserve">☐  </w:t>
-      </w:r>
-      <w:r>
-        <w:rPr>
-          <w:b/>
-          <w:bCs/>
-          <w:color w:val="12355B"/>
-          <w:sz w:val="20"/>
-          <w:szCs w:val="20"/>
-        </w:rPr>
-        <w:t xml:space="preserve">equation — </w:t>
-      </w:r>
-      <w:r>
-        <w:rPr>
-          <w:sz w:val="20"/>
-          <w:szCs w:val="20"/>
-        </w:rPr>
-        <w:t xml:space="preserve">A mathematical sentence with an equals sign that shows two amounts are the same.</w:t>
-      </w:r>
-      <w:r>
-        <w:rPr>
-          <w:i/>
-          <w:iCs/>
-          <w:color w:val="5F6F80"/>
-          <w:sz w:val="18"/>
-          <w:szCs w:val="18"/>
-        </w:rPr>
-        <w:br/>
-        <w:t xml:space="preserve">ecuación — Una oración matemática con un signo igual que muestra que dos cantidades son iguales.</w:t>
-      </w:r>
-    </w:p>
-    <w:p>
-      <w:pPr>
-        <w:spacing w:after="60"/>
-      </w:pPr>
-      <w:r>
-        <w:rPr>
-          <w:b/>
-          <w:bCs/>
-          <w:color w:val="1FA6A2"/>
-          <w:sz w:val="22"/>
-          <w:szCs w:val="22"/>
-        </w:rPr>
-        <w:t xml:space="preserve">☐  </w:t>
-      </w:r>
-      <w:r>
-        <w:rPr>
-          <w:b/>
-          <w:bCs/>
-          <w:color w:val="12355B"/>
-          <w:sz w:val="20"/>
-          <w:szCs w:val="20"/>
-        </w:rPr>
-        <w:t xml:space="preserve">variable — </w:t>
-      </w:r>
-      <w:r>
-        <w:rPr>
-          <w:sz w:val="20"/>
-          <w:szCs w:val="20"/>
-        </w:rPr>
-        <w:t xml:space="preserve">A letter that represents a quantity that can change, or vary.</w:t>
-      </w:r>
-      <w:r>
-        <w:rPr>
-          <w:i/>
-          <w:iCs/>
-          <w:color w:val="5F6F80"/>
-          <w:sz w:val="18"/>
-          <w:szCs w:val="18"/>
-        </w:rPr>
-        <w:br/>
-        <w:t xml:space="preserve">variable — Una letra que representa una cantidad que puede cambiar o variar.</w:t>
-      </w:r>
-    </w:p>
-    <w:p>
-      <w:pPr>
-        <w:spacing w:after="60"/>
-      </w:pPr>
-      <w:r>
-        <w:rPr>
-          <w:b/>
-          <w:bCs/>
-          <w:color w:val="1FA6A2"/>
-          <w:sz w:val="22"/>
-          <w:szCs w:val="22"/>
-        </w:rPr>
-        <w:t xml:space="preserve">☐  </w:t>
-      </w:r>
-      <w:r>
-        <w:rPr>
-          <w:b/>
-          <w:bCs/>
-          <w:color w:val="12355B"/>
-          <w:sz w:val="20"/>
-          <w:szCs w:val="20"/>
-        </w:rPr>
-        <w:t xml:space="preserve">rate — </w:t>
-      </w:r>
-      <w:r>
-        <w:rPr>
-          <w:sz w:val="20"/>
-          <w:szCs w:val="20"/>
-        </w:rPr>
-        <w:t xml:space="preserve">A fixed amount of one quantity for every one unit of the other quantity.</w:t>
-      </w:r>
-      <w:r>
-        <w:rPr>
-          <w:i/>
-          <w:iCs/>
-          <w:color w:val="5F6F80"/>
-          <w:sz w:val="18"/>
-          <w:szCs w:val="18"/>
-        </w:rPr>
-        <w:br/>
-        <w:t xml:space="preserve">tasa — Una cantidad fija de una cantidad por cada unidad de la otra cantidad.</w:t>
-      </w:r>
-    </w:p>
-    <w:p>
-      <w:pPr>
-        <w:spacing w:after="60"/>
-      </w:pPr>
-      <w:r>
-        <w:rPr>
-          <w:b/>
-          <w:bCs/>
-          <w:color w:val="1FA6A2"/>
-          <w:sz w:val="22"/>
-          <w:szCs w:val="22"/>
-        </w:rPr>
-        <w:t xml:space="preserve">☐  </w:t>
-      </w:r>
-      <w:r>
-        <w:rPr>
-          <w:b/>
-          <w:bCs/>
-          <w:color w:val="12355B"/>
-          <w:sz w:val="20"/>
-          <w:szCs w:val="20"/>
-        </w:rPr>
-        <w:t xml:space="preserve">represent — </w:t>
-      </w:r>
-      <w:r>
-        <w:rPr>
-          <w:sz w:val="20"/>
-          <w:szCs w:val="20"/>
-        </w:rPr>
-        <w:t xml:space="preserve">To show a relationship using a tool such as a table, a graph, or an equation.</w:t>
-      </w:r>
-      <w:r>
-        <w:rPr>
-          <w:i/>
-          <w:iCs/>
-          <w:color w:val="5F6F80"/>
-          <w:sz w:val="18"/>
-          <w:szCs w:val="18"/>
-        </w:rPr>
-        <w:br/>
-        <w:t xml:space="preserve">representar — Mostrar una relación usando una herramienta como una tabla, una gráfica o una ecuación.</w:t>
-      </w:r>
-    </w:p>
-    <w:p>
-      <w:pPr>
-        <w:spacing w:after="60"/>
-      </w:pPr>
-      <w:r>
-        <w:rPr>
-          <w:b/>
-          <w:bCs/>
-          <w:color w:val="1FA6A2"/>
-          <w:sz w:val="22"/>
-          <w:szCs w:val="22"/>
-        </w:rPr>
-        <w:t xml:space="preserve">☐  </w:t>
-      </w:r>
-      <w:r>
-        <w:rPr>
-          <w:b/>
-          <w:bCs/>
-          <w:color w:val="12355B"/>
-          <w:sz w:val="20"/>
-          <w:szCs w:val="20"/>
-        </w:rPr>
-        <w:t xml:space="preserve">define the variables — </w:t>
-      </w:r>
-      <w:r>
-        <w:rPr>
-          <w:sz w:val="20"/>
-          <w:szCs w:val="20"/>
-        </w:rPr>
-        <w:t xml:space="preserve">To state exactly what quantity each letter in an equation stands for.</w:t>
-      </w:r>
-      <w:r>
-        <w:rPr>
-          <w:i/>
-          <w:iCs/>
-          <w:color w:val="5F6F80"/>
-          <w:sz w:val="18"/>
-          <w:szCs w:val="18"/>
-        </w:rPr>
-        <w:br/>
-        <w:t xml:space="preserve">definir las variables — Decir exactamente qué cantidad representa cada letra de una ecuación.</w:t>
-      </w:r>
-    </w:p>
-    <w:tbl>
-      <w:tblPr>
-        <w:tblW w:type="pct" w:w="100%"/>
-        <w:tblBorders>
-          <w:top w:val="single" w:color="1FA6A2" w:sz="8"/>
-          <w:left w:val="single" w:color="1FA6A2" w:sz="8"/>
-          <w:bottom w:val="single" w:color="1FA6A2" w:sz="8"/>
-          <w:right w:val="single" w:color="1FA6A2" w:sz="8"/>
-          <w:insideH w:val="single" w:color="auto" w:sz="4"/>
-          <w:insideV w:val="single" w:color="auto" w:sz="4"/>
-        </w:tblBorders>
-      </w:tblPr>
-      <w:tblGrid>
-        <w:gridCol w:w="100"/>
-      </w:tblGrid>
-      <w:tr>
-        <w:tc>
-          <w:tcPr>
-            <w:shd w:fill="F7FFFD" w:color="auto" w:val="clear"/>
-            <w:tcMar>
-              <w:top w:type="dxa" w:w="120"/>
-              <w:left w:type="dxa" w:w="180"/>
-              <w:bottom w:type="dxa" w:w="120"/>
-              <w:right w:type="dxa" w:w="180"/>
-            </w:tcMar>
-          </w:tcPr>
-          <w:p>
-            <w:pPr>
-              <w:spacing w:after="50"/>
-            </w:pPr>
-            <w:r>
-              <w:rPr>
-                <w:b/>
-                <w:bCs/>
-                <w:color w:val="1FA6A2"/>
-                <w:sz w:val="20"/>
-                <w:szCs w:val="20"/>
-              </w:rPr>
-              <w:t xml:space="preserve">Say it first:  </w:t>
-            </w:r>
-            <w:r>
-              <w:rPr>
-                <w:sz w:val="20"/>
-                <w:szCs w:val="20"/>
-              </w:rPr>
-              <w:t xml:space="preserve">Say your idea to a partner or quietly to yourself before you write.</w:t>
-            </w:r>
-          </w:p>
-          <w:p>
-            <w:pPr>
-              <w:spacing w:after="60"/>
-            </w:pPr>
-            <w:r>
-              <w:rPr>
-                <w:color w:val="1A2733"/>
-                <w:sz w:val="21"/>
-                <w:szCs w:val="21"/>
-              </w:rPr>
-              <w:t xml:space="preserve">Diamond should write an ___ for each option so she can ___ the costs. Each equation uses the ___ as the input and gives the ___ as the output.</w:t>
-            </w:r>
             <w:r>
               <w:rPr>
                 <w:i/>
@@ -1784,7 +1405,7 @@
                 <w:szCs w:val="19"/>
               </w:rPr>
               <w:br/>
-              <w:t xml:space="preserve">Di tu respuesta primero: Mi respuesta es ___ porque ___.</w:t>
+              <w:t xml:space="preserve">¿Le recomendarías a Diamond comprar canciones o escucharlas en streaming del servicio de música en línea?</w:t>
             </w:r>
           </w:p>
         </w:tc>
@@ -1792,28 +1413,192 @@
     </w:tbl>
     <w:p>
       <w:pPr>
-        <w:pStyle w:val="Heading2"/>
-        <w:spacing w:after="80" w:before="180"/>
-      </w:pPr>
-      <w:r>
-        <w:rPr>
-          <w:b/>
-          <w:bCs/>
-          <w:color w:val="12355B"/>
-          <w:sz w:val="24"/>
-          <w:szCs w:val="24"/>
-        </w:rPr>
-        <w:t xml:space="preserve">3. Build Your Explanation</w:t>
-      </w:r>
+        <w:spacing w:after="100"/>
+      </w:pPr>
       <w:r>
         <w:rPr>
           <w:i/>
           <w:iCs/>
-          <w:color w:val="B97A12"/>
+          <w:color w:val="5F6F80"/>
           <w:sz w:val="19"/>
           <w:szCs w:val="19"/>
         </w:rPr>
-        <w:t xml:space="preserve">   choose your support</w:t>
+        <w:t xml:space="preserve">Say your answer to a partner first. Then write it, using at least two of these words:</w:t>
+      </w:r>
+    </w:p>
+    <w:p>
+      <w:pPr>
+        <w:spacing w:after="40"/>
+      </w:pPr>
+      <w:r>
+        <w:rPr>
+          <w:b/>
+          <w:bCs/>
+          <w:color w:val="1FA6A2"/>
+          <w:sz w:val="22"/>
+          <w:szCs w:val="22"/>
+        </w:rPr>
+        <w:t xml:space="preserve">☐  </w:t>
+      </w:r>
+      <w:r>
+        <w:rPr>
+          <w:b/>
+          <w:bCs/>
+          <w:color w:val="12355B"/>
+          <w:sz w:val="20"/>
+          <w:szCs w:val="20"/>
+        </w:rPr>
+        <w:t xml:space="preserve">equation</w:t>
+      </w:r>
+      <w:r>
+        <w:rPr>
+          <w:i/>
+          <w:iCs/>
+          <w:color w:val="5F6F80"/>
+          <w:sz w:val="18"/>
+          <w:szCs w:val="18"/>
+        </w:rPr>
+        <w:t xml:space="preserve">  ·  ecuación</w:t>
+      </w:r>
+    </w:p>
+    <w:p>
+      <w:pPr>
+        <w:spacing w:after="40"/>
+      </w:pPr>
+      <w:r>
+        <w:rPr>
+          <w:b/>
+          <w:bCs/>
+          <w:color w:val="1FA6A2"/>
+          <w:sz w:val="22"/>
+          <w:szCs w:val="22"/>
+        </w:rPr>
+        <w:t xml:space="preserve">☐  </w:t>
+      </w:r>
+      <w:r>
+        <w:rPr>
+          <w:b/>
+          <w:bCs/>
+          <w:color w:val="12355B"/>
+          <w:sz w:val="20"/>
+          <w:szCs w:val="20"/>
+        </w:rPr>
+        <w:t xml:space="preserve">variable</w:t>
+      </w:r>
+      <w:r>
+        <w:rPr>
+          <w:i/>
+          <w:iCs/>
+          <w:color w:val="5F6F80"/>
+          <w:sz w:val="18"/>
+          <w:szCs w:val="18"/>
+        </w:rPr>
+        <w:t xml:space="preserve">  ·  variable</w:t>
+      </w:r>
+    </w:p>
+    <w:p>
+      <w:pPr>
+        <w:spacing w:after="40"/>
+      </w:pPr>
+      <w:r>
+        <w:rPr>
+          <w:b/>
+          <w:bCs/>
+          <w:color w:val="1FA6A2"/>
+          <w:sz w:val="22"/>
+          <w:szCs w:val="22"/>
+        </w:rPr>
+        <w:t xml:space="preserve">☐  </w:t>
+      </w:r>
+      <w:r>
+        <w:rPr>
+          <w:b/>
+          <w:bCs/>
+          <w:color w:val="12355B"/>
+          <w:sz w:val="20"/>
+          <w:szCs w:val="20"/>
+        </w:rPr>
+        <w:t xml:space="preserve">rate</w:t>
+      </w:r>
+      <w:r>
+        <w:rPr>
+          <w:i/>
+          <w:iCs/>
+          <w:color w:val="5F6F80"/>
+          <w:sz w:val="18"/>
+          <w:szCs w:val="18"/>
+        </w:rPr>
+        <w:t xml:space="preserve">  ·  tasa</w:t>
+      </w:r>
+    </w:p>
+    <w:p>
+      <w:pPr>
+        <w:spacing w:after="40"/>
+      </w:pPr>
+      <w:r>
+        <w:rPr>
+          <w:b/>
+          <w:bCs/>
+          <w:color w:val="1FA6A2"/>
+          <w:sz w:val="22"/>
+          <w:szCs w:val="22"/>
+        </w:rPr>
+        <w:t xml:space="preserve">☐  </w:t>
+      </w:r>
+      <w:r>
+        <w:rPr>
+          <w:b/>
+          <w:bCs/>
+          <w:color w:val="12355B"/>
+          <w:sz w:val="20"/>
+          <w:szCs w:val="20"/>
+        </w:rPr>
+        <w:t xml:space="preserve">represent</w:t>
+      </w:r>
+      <w:r>
+        <w:rPr>
+          <w:i/>
+          <w:iCs/>
+          <w:color w:val="5F6F80"/>
+          <w:sz w:val="18"/>
+          <w:szCs w:val="18"/>
+        </w:rPr>
+        <w:t xml:space="preserve">  ·  representar</w:t>
+      </w:r>
+    </w:p>
+    <w:p>
+      <w:pPr>
+        <w:spacing w:after="40"/>
+      </w:pPr>
+      <w:r>
+        <w:rPr>
+          <w:b/>
+          <w:bCs/>
+          <w:color w:val="1FA6A2"/>
+          <w:sz w:val="22"/>
+          <w:szCs w:val="22"/>
+        </w:rPr>
+        <w:t xml:space="preserve">☐  </w:t>
+      </w:r>
+      <w:r>
+        <w:rPr>
+          <w:b/>
+          <w:bCs/>
+          <w:color w:val="12355B"/>
+          <w:sz w:val="20"/>
+          <w:szCs w:val="20"/>
+        </w:rPr>
+        <w:t xml:space="preserve">define the variables</w:t>
+      </w:r>
+      <w:r>
+        <w:rPr>
+          <w:i/>
+          <w:iCs/>
+          <w:color w:val="5F6F80"/>
+          <w:sz w:val="18"/>
+          <w:szCs w:val="18"/>
+        </w:rPr>
+        <w:t xml:space="preserve">  ·  definir las variables</w:t>
       </w:r>
     </w:p>
     <w:tbl>
@@ -1844,21 +1629,6 @@
           </w:tcPr>
           <w:p>
             <w:pPr>
-              <w:spacing w:after="50"/>
-            </w:pPr>
-            <w:r>
-              <w:rPr>
-                <w:i/>
-                <w:iCs/>
-                <w:color w:val="5F6F80"/>
-                <w:sz w:val="19"/>
-                <w:szCs w:val="19"/>
-              </w:rPr>
-              <w:t xml:space="preserve">This model shows the parts of an explanation. It does not answer your writing question.</w:t>
-            </w:r>
-          </w:p>
-          <w:p>
-            <w:pPr>
               <w:spacing w:after="80"/>
             </w:pPr>
             <w:r>
@@ -1869,58 +1639,14 @@
                 <w:sz w:val="19"/>
                 <w:szCs w:val="19"/>
               </w:rPr>
-              <w:t xml:space="preserve">Claim:  </w:t>
+              <w:t xml:space="preserve">Model:  </w:t>
             </w:r>
             <w:r>
               <w:rPr>
                 <w:sz w:val="19"/>
                 <w:szCs w:val="19"/>
               </w:rPr>
-              <w:t xml:space="preserve">The fee is charged EVERY month, so the total must be the rate multiplied by the number of months, not added to it once.</w:t>
-            </w:r>
-          </w:p>
-          <w:p>
-            <w:pPr>
-              <w:spacing w:after="80"/>
-            </w:pPr>
-            <w:r>
-              <w:rPr>
-                <w:b/>
-                <w:bCs/>
-                <w:color w:val="12355B"/>
-                <w:sz w:val="19"/>
-                <w:szCs w:val="19"/>
-              </w:rPr>
-              <w:t xml:space="preserve">Evidence:  </w:t>
-            </w:r>
-            <w:r>
-              <w:rPr>
-                <w:sz w:val="19"/>
-                <w:szCs w:val="19"/>
-              </w:rPr>
-              <w:t xml:space="preserve">A strong answer tests the equation against a table row (2 months should give $49.90) rather than just stating a rule. A weak answer picks multiplication without checking it against the actual numbers.</w:t>
-            </w:r>
-          </w:p>
-          <w:p>
-            <w:pPr>
-              <w:spacing w:after="80"/>
-            </w:pPr>
-            <w:r>
-              <w:rPr>
-                <w:b/>
-                <w:bCs/>
-                <w:color w:val="12355B"/>
-                <w:sz w:val="19"/>
-                <w:szCs w:val="19"/>
-              </w:rPr>
-              <w:t xml:space="preserve">Reasoning:  </w:t>
-            </w:r>
-            <w:r>
-              <w:rPr>
-                <w:sz w:val="19"/>
-                <w:szCs w:val="19"/>
-              </w:rPr>
-              <w:t xml:space="preserve">This evidence connects the definition of equation to the mathematical claim.</w:t>
+              <w:t xml:space="preserve">The fee is charged EVERY month, so the total must be the rate multiplied by the number of months, not added to it once. — A strong answer tests the equation against a table row (2 months should give $49.90) rather than just stating a rule. A weak answer picks multiplication without checking it against the actual numbers.</w:t>
             </w:r>
           </w:p>
         </w:tc>
@@ -1999,7 +1725,7 @@
           <w:sz w:val="21"/>
           <w:szCs w:val="21"/>
         </w:rPr>
-        <w:t xml:space="preserve">My answer is ___.</w:t>
+        <w:t xml:space="preserve">My answer is ___ because ___.</w:t>
       </w:r>
       <w:r>
         <w:rPr>
@@ -2010,7 +1736,7 @@
           <w:szCs w:val="19"/>
         </w:rPr>
         <w:br/>
-        <w:t xml:space="preserve">Mi respuesta es ___.</w:t>
+        <w:t xml:space="preserve">Mi respuesta es ___ porque ___.</w:t>
       </w:r>
     </w:p>
     <w:tbl>
@@ -2150,7 +1876,7 @@
           <w:sz w:val="21"/>
           <w:szCs w:val="21"/>
         </w:rPr>
-        <w:t xml:space="preserve">I know because ___.</w:t>
+        <w:t xml:space="preserve">My evidence is ___, so ___.</w:t>
       </w:r>
       <w:r>
         <w:rPr>
@@ -2161,31 +1887,7 @@
           <w:szCs w:val="19"/>
         </w:rPr>
         <w:br/>
-        <w:t xml:space="preserve">Lo sé porque ___.</w:t>
-      </w:r>
-    </w:p>
-    <w:p>
-      <w:pPr>
-        <w:spacing w:after="60"/>
-      </w:pPr>
-      <w:r>
-        <w:rPr>
-          <w:color w:val="1A2733"/>
-          <w:sz w:val="21"/>
-          <w:szCs w:val="21"/>
-        </w:rPr>
-        <w:t xml:space="preserve">So ___.</w:t>
-      </w:r>
-      <w:r>
-        <w:rPr>
-          <w:i/>
-          <w:iCs/>
-          <w:color w:val="5F6F80"/>
-          <w:sz w:val="19"/>
-          <w:szCs w:val="19"/>
-        </w:rPr>
-        <w:br/>
-        <w:t xml:space="preserve">Entonces ___.</w:t>
+        <w:t xml:space="preserve">Mi evidencia es ___, entonces ___.</w:t>
       </w:r>
     </w:p>
     <w:tbl>
@@ -2291,78 +1993,6 @@
         <w:t xml:space="preserve">Escribe una afirmación, da evidencia matemática y explica tu razonamiento.</w:t>
       </w:r>
     </w:p>
-    <w:p>
-      <w:pPr>
-        <w:spacing w:after="60"/>
-      </w:pPr>
-      <w:r>
-        <w:rPr>
-          <w:color w:val="1A2733"/>
-          <w:sz w:val="21"/>
-          <w:szCs w:val="21"/>
-        </w:rPr>
-        <w:t xml:space="preserve">My claim is ___.</w:t>
-      </w:r>
-      <w:r>
-        <w:rPr>
-          <w:i/>
-          <w:iCs/>
-          <w:color w:val="5F6F80"/>
-          <w:sz w:val="19"/>
-          <w:szCs w:val="19"/>
-        </w:rPr>
-        <w:br/>
-        <w:t xml:space="preserve">Mi afirmación es ___.</w:t>
-      </w:r>
-    </w:p>
-    <w:p>
-      <w:pPr>
-        <w:spacing w:after="60"/>
-      </w:pPr>
-      <w:r>
-        <w:rPr>
-          <w:color w:val="1A2733"/>
-          <w:sz w:val="21"/>
-          <w:szCs w:val="21"/>
-        </w:rPr>
-        <w:t xml:space="preserve">My math evidence is ___.</w:t>
-      </w:r>
-      <w:r>
-        <w:rPr>
-          <w:i/>
-          <w:iCs/>
-          <w:color w:val="5F6F80"/>
-          <w:sz w:val="19"/>
-          <w:szCs w:val="19"/>
-        </w:rPr>
-        <w:br/>
-        <w:t xml:space="preserve">Mi evidencia matemática es ___.</w:t>
-      </w:r>
-    </w:p>
-    <w:p>
-      <w:pPr>
-        <w:spacing w:after="60"/>
-      </w:pPr>
-      <w:r>
-        <w:rPr>
-          <w:color w:val="1A2733"/>
-          <w:sz w:val="21"/>
-          <w:szCs w:val="21"/>
-        </w:rPr>
-        <w:t xml:space="preserve">This proves ___ because ___.</w:t>
-      </w:r>
-      <w:r>
-        <w:rPr>
-          <w:i/>
-          <w:iCs/>
-          <w:color w:val="5F6F80"/>
-          <w:sz w:val="19"/>
-          <w:szCs w:val="19"/>
-        </w:rPr>
-        <w:br/>
-        <w:t xml:space="preserve">Esto demuestra ___ porque ___.</w:t>
-      </w:r>
-    </w:p>
     <w:tbl>
       <w:tblPr>
         <w:tblW w:type="pct" w:w="100%"/>
@@ -2445,7 +2075,7 @@
           <w:sz w:val="24"/>
           <w:szCs w:val="24"/>
         </w:rPr>
-        <w:t xml:space="preserve">4. Check Your Explanation</w:t>
+        <w:t xml:space="preserve">Check Your Explanation</w:t>
       </w:r>
       <w:r>
         <w:rPr>
@@ -2455,7 +2085,7 @@
           <w:sz w:val="19"/>
           <w:szCs w:val="19"/>
         </w:rPr>
-        <w:t xml:space="preserve">   five quick checks</w:t>
+        <w:t xml:space="preserve">   three quick checks</w:t>
       </w:r>
     </w:p>
     <w:p>
@@ -2479,17 +2109,6 @@
         </w:rPr>
         <w:t xml:space="preserve">I answered the question.</w:t>
       </w:r>
-      <w:r>
-        <w:rPr>
-          <w:i/>
-          <w:iCs/>
-          <w:color w:val="5F6F80"/>
-          <w:sz w:val="18"/>
-          <w:szCs w:val="18"/>
-        </w:rPr>
-        <w:br/>
-        <w:t xml:space="preserve">Respondí la pregunta.</w:t>
-      </w:r>
     </w:p>
     <w:p>
       <w:pPr>
@@ -2510,18 +2129,7 @@
           <w:sz w:val="20"/>
           <w:szCs w:val="20"/>
         </w:rPr>
-        <w:t xml:space="preserve">I used math evidence: numbers, an equation, a model, or a comparison.</w:t>
-      </w:r>
-      <w:r>
-        <w:rPr>
-          <w:i/>
-          <w:iCs/>
-          <w:color w:val="5F6F80"/>
-          <w:sz w:val="18"/>
-          <w:szCs w:val="18"/>
-        </w:rPr>
-        <w:br/>
-        <w:t xml:space="preserve">Usé evidencia matemática: números, una ecuación, un modelo o una comparación.</w:t>
+        <w:t xml:space="preserve">I used math evidence: numbers, an equation, or a model.</w:t>
       </w:r>
     </w:p>
     <w:p>
@@ -2543,84 +2151,7 @@
           <w:sz w:val="20"/>
           <w:szCs w:val="20"/>
         </w:rPr>
-        <w:t xml:space="preserve">I explained how the evidence proves my answer.</w:t>
-      </w:r>
-      <w:r>
-        <w:rPr>
-          <w:i/>
-          <w:iCs/>
-          <w:color w:val="5F6F80"/>
-          <w:sz w:val="18"/>
-          <w:szCs w:val="18"/>
-        </w:rPr>
-        <w:br/>
-        <w:t xml:space="preserve">Expliqué cómo la evidencia demuestra mi respuesta.</w:t>
-      </w:r>
-    </w:p>
-    <w:p>
-      <w:pPr>
-        <w:spacing w:after="80"/>
-      </w:pPr>
-      <w:r>
-        <w:rPr>
-          <w:b/>
-          <w:bCs/>
-          <w:color w:val="1FA6A2"/>
-          <w:sz w:val="22"/>
-          <w:szCs w:val="22"/>
-        </w:rPr>
-        <w:t xml:space="preserve">☐  </w:t>
-      </w:r>
-      <w:r>
-        <w:rPr>
-          <w:sz w:val="20"/>
-          <w:szCs w:val="20"/>
-        </w:rPr>
         <w:t xml:space="preserve">I used at least two math words.</w:t>
-      </w:r>
-      <w:r>
-        <w:rPr>
-          <w:i/>
-          <w:iCs/>
-          <w:color w:val="5F6F80"/>
-          <w:sz w:val="18"/>
-          <w:szCs w:val="18"/>
-        </w:rPr>
-        <w:br/>
-        <w:t xml:space="preserve">Usé por lo menos dos palabras matemáticas.</w:t>
-      </w:r>
-    </w:p>
-    <w:p>
-      <w:pPr>
-        <w:spacing w:after="80"/>
-      </w:pPr>
-      <w:r>
-        <w:rPr>
-          <w:b/>
-          <w:bCs/>
-          <w:color w:val="1FA6A2"/>
-          <w:sz w:val="22"/>
-          <w:szCs w:val="22"/>
-        </w:rPr>
-        <w:t xml:space="preserve">☐  </w:t>
-      </w:r>
-      <w:r>
-        <w:rPr>
-          <w:sz w:val="20"/>
-          <w:szCs w:val="20"/>
-        </w:rPr>
-        <w:t xml:space="preserve">I reread complete sentences and punctuation.</w:t>
-      </w:r>
-      <w:r>
-        <w:rPr>
-          <w:i/>
-          <w:iCs/>
-          <w:color w:val="5F6F80"/>
-          <w:sz w:val="18"/>
-          <w:szCs w:val="18"/>
-        </w:rPr>
-        <w:br/>
-        <w:t xml:space="preserve">Volví a leer mis oraciones completas y la puntuación.</w:t>
       </w:r>
     </w:p>
     <w:p>
@@ -2708,7 +2239,7 @@
                 <w:sz w:val="22"/>
                 <w:szCs w:val="22"/>
               </w:rPr>
-              <w:t xml:space="preserve">Unit 9 · Lesson 3</w:t>
+              <w:t xml:space="preserve">The Cost of Fitness</w:t>
             </w:r>
           </w:p>
           <w:p>
@@ -2720,7 +2251,7 @@
                 <w:sz w:val="21"/>
                 <w:szCs w:val="21"/>
               </w:rPr>
-              <w:t xml:space="preserve">Miguel is interested in joining a recreation center. Recreation World charges a monthly fee of $24.95. A table shows the total cost for 1, 2, 3, 4, and 10 months — but Miguel wants a way to find the cost for ANY number of months. Later, some friends want to rent a canoe that costs $15 per hour.</w:t>
+              <w:t xml:space="preserve">Miguel is interested in joining a recreation center. Recreation World charges the monthly fee shown on the flyer. How can Miguel determine the cost of being a member of Recreation World for any number of months?</w:t>
             </w:r>
           </w:p>
         </w:tc>
@@ -5172,7 +4703,7 @@
           <w:sz w:val="20"/>
           <w:szCs w:val="20"/>
         </w:rPr>
-        <w:t xml:space="preserve">☐  I answered the question.</w:t>
+        <w:t xml:space="preserve">☐  The answer to the math question is correct.</w:t>
       </w:r>
     </w:p>
     <w:p>
@@ -5184,7 +4715,7 @@
           <w:sz w:val="20"/>
           <w:szCs w:val="20"/>
         </w:rPr>
-        <w:t xml:space="preserve">☐  I used math evidence: numbers, an equation, a model, or a comparison.</w:t>
+        <w:t xml:space="preserve">☐  The evidence is real lesson mathematics (numbers, equation, or model), not restated claim.</w:t>
       </w:r>
     </w:p>
     <w:p>
@@ -5196,31 +4727,7 @@
           <w:sz w:val="20"/>
           <w:szCs w:val="20"/>
         </w:rPr>
-        <w:t xml:space="preserve">☐  I explained how the evidence proves my answer.</w:t>
-      </w:r>
-    </w:p>
-    <w:p>
-      <w:pPr>
-        <w:spacing w:after="80"/>
-      </w:pPr>
-      <w:r>
-        <w:rPr>
-          <w:sz w:val="20"/>
-          <w:szCs w:val="20"/>
-        </w:rPr>
-        <w:t xml:space="preserve">☐  I used at least two math words.</w:t>
-      </w:r>
-    </w:p>
-    <w:p>
-      <w:pPr>
-        <w:spacing w:after="80"/>
-      </w:pPr>
-      <w:r>
-        <w:rPr>
-          <w:sz w:val="20"/>
-          <w:szCs w:val="20"/>
-        </w:rPr>
-        <w:t xml:space="preserve">☐  I reread complete sentences and punctuation.</w:t>
+        <w:t xml:space="preserve">☐  The support level changed the language scaffolding, never the mathematical expectation.</w:t>
       </w:r>
     </w:p>
     <w:sectPr>
